--- a/loss_chasing/isr/ISR_online_appendix_v4.docx
+++ b/loss_chasing/isr/ISR_online_appendix_v4.docx
@@ -3289,7 +3289,7 @@
                 <w:sz w:val="20"/>
                 <w:szCs w:val="20"/>
               </w:rPr>
-              <w:t xml:space="preserve">Reason by default; first runs invalid (empty answers at a 200-token output budget)</w:t>
+              <w:t xml:space="preserve">Reason by default; runs invalid (empty answers at a 200-token output budget), not repeated; excluded</w:t>
             </w:r>
           </w:p>
         </w:tc>
@@ -3400,7 +3400,7 @@
           <w:sz w:val="24"/>
           <w:szCs w:val="24"/>
         </w:rPr>
-        <w:t xml:space="preserve"> After Study 1 we ran a time-pressure pilot with the registered headlines (three turns left, zero and three failures, 50 episodes per cell, the two open models and Haiku 4.5) and a check with four hand-written paraphrases per frame. In the Haiku pilot, the neutral frame skipped in 40 of 50 first choices and the other frames in few. We then replaced the hand-written paraphrases, which we had written after seeing the pilot output, with the 16 independently generated wordings of Study 2. The Haiku pilot and the four-paraphrase check are superseded by Studies 2 to 4 and are not reported as results; the open-model part of the time-pressure pilot is the only evidence on open models under time pressure and is reported in Study 2 as a pilot. Study 3 (thinking) and Study 4 (goal visibility and valence) were designed after Study 2, and Study 5 (expected values shown) after Study 4. Study 6 (small models from other vendors) was designed after Study 5; its screening rule and candidate list were committed to the repository before the first run, and two first runs that returned only parse failures were invalid and are reported as such. The analysis scripts for Studies 2 to 5 were committed before the runs they analyze. Studies 2 to 5 are not registered.</w:t>
+        <w:t xml:space="preserve"> After Study 1 we ran a time-pressure pilot with the registered headlines (three turns left, zero and three failures, 50 episodes per cell, the two open models and Haiku 4.5) and a check with four hand-written paraphrases per frame. In the Haiku pilot, the neutral frame skipped in 40 of 50 first choices and the other frames in few. We then replaced the hand-written paraphrases, which we had written after seeing the pilot output, with the 16 independently generated wordings of Study 2. The Haiku pilot and the four-paraphrase check are superseded by Studies 2 to 4 and are not reported as results; the open-model part of the time-pressure pilot is the only evidence on open models under time pressure and is reported in Study 2 as a pilot. Study 3 (thinking) and Study 4 (goal visibility and valence) were designed after Study 2, and Study 5 (expected values shown) after Study 4. Study 6 (small models from other vendors) was designed after Study 5; its screening rule and candidate list were committed to the repository before the first run, and two runs that returned only parse failures were invalid, were not repeated, and are reported as excluded. The analysis scripts for Studies 2 to 5 were committed before the runs they analyze. Studies 2 to 5 are not registered.</w:t>
       </w:r>
     </w:p>
     <w:p>

--- a/loss_chasing/isr/ISR_online_appendix_v4.docx
+++ b/loss_chasing/isr/ISR_online_appendix_v4.docx
@@ -8277,6 +8277,2490 @@
         </w:tc>
       </w:tr>
     </w:tbl>
+    <w:p>
+      <w:pPr>
+        <w:pStyle w:val="Heading1"/>
+        <w:keepNext/>
+        <w:spacing w:after="0" w:before="0" w:line="480"/>
+      </w:pPr>
+      <w:r>
+        <w:rPr>
+          <w:rFonts w:ascii="Times New Roman" w:cs="Times New Roman" w:eastAsia="Times New Roman" w:hAnsi="Times New Roman"/>
+          <w:b/>
+          <w:bCs/>
+          <w:sz w:val="24"/>
+          <w:szCs w:val="24"/>
+        </w:rPr>
+        <w:t xml:space="preserve">Appendix F. Study 6 in detail</w:t>
+      </w:r>
+    </w:p>
+    <w:p>
+      <w:pPr>
+        <w:spacing w:after="0" w:before="0" w:line="480"/>
+        <w:jc w:val="left"/>
+      </w:pPr>
+      <w:r>
+        <w:rPr>
+          <w:rFonts w:ascii="Times New Roman" w:cs="Times New Roman" w:eastAsia="Times New Roman" w:hAnsi="Times New Roman"/>
+          <w:sz w:val="24"/>
+          <w:szCs w:val="24"/>
+        </w:rPr>
+        <w:t xml:space="preserve">This appendix gives the full results for Gemini 2.5 Flash-Lite, the one small model of Study 6 that passed the screening rule.</w:t>
+      </w:r>
+    </w:p>
+    <w:p>
+      <w:pPr>
+        <w:spacing w:after="0" w:before="0" w:line="480"/>
+        <w:ind w:firstLine="720"/>
+        <w:jc w:val="left"/>
+      </w:pPr>
+      <w:r>
+        <w:rPr>
+          <w:rFonts w:ascii="Times New Roman" w:cs="Times New Roman" w:eastAsia="Times New Roman" w:hAnsi="Times New Roman"/>
+          <w:sz w:val="24"/>
+          <w:szCs w:val="24"/>
+        </w:rPr>
+        <w:t xml:space="preserve">Skipping by Gemini 2.5 Flash-Lite appeared under time pressure only: 0.3% at twelve turns left, 1.5% at six, and 17.2% at three (Table F1).</w:t>
+      </w:r>
+    </w:p>
+    <w:p>
+      <w:pPr>
+        <w:keepNext/>
+        <w:spacing w:after="0" w:before="0" w:line="480"/>
+      </w:pPr>
+      <w:r>
+        <w:rPr>
+          <w:rFonts w:ascii="Times New Roman" w:cs="Times New Roman" w:eastAsia="Times New Roman" w:hAnsi="Times New Roman"/>
+          <w:b/>
+          <w:bCs/>
+          <w:sz w:val="24"/>
+          <w:szCs w:val="24"/>
+        </w:rPr>
+        <w:t xml:space="preserve">Table F1.</w:t>
+      </w:r>
+      <w:r>
+        <w:rPr>
+          <w:rFonts w:ascii="Times New Roman" w:cs="Times New Roman" w:eastAsia="Times New Roman" w:hAnsi="Times New Roman"/>
+          <w:sz w:val="24"/>
+          <w:szCs w:val="24"/>
+        </w:rPr>
+        <w:t xml:space="preserve"> Study 6: Gemini 2.5 Flash-Lite by turns left (16 wordings x 30 episodes per cell).</w:t>
+      </w:r>
+    </w:p>
+    <w:tbl>
+      <w:tblPr>
+        <w:tblW w:type="dxa" w:w="9360"/>
+        <w:tblBorders>
+          <w:top w:val="single" w:color="auto" w:sz="4"/>
+          <w:left w:val="single" w:color="auto" w:sz="4"/>
+          <w:bottom w:val="single" w:color="auto" w:sz="4"/>
+          <w:right w:val="single" w:color="auto" w:sz="4"/>
+          <w:insideH w:val="single" w:color="auto" w:sz="4"/>
+          <w:insideV w:val="single" w:color="auto" w:sz="4"/>
+        </w:tblBorders>
+      </w:tblPr>
+      <w:tblGrid>
+        <w:gridCol w:w="900"/>
+        <w:gridCol w:w="1700"/>
+        <w:gridCol w:w="1700"/>
+        <w:gridCol w:w="1700"/>
+        <w:gridCol w:w="1300"/>
+        <w:gridCol w:w="2060"/>
+      </w:tblGrid>
+      <w:tr>
+        <w:trPr>
+          <w:cantSplit/>
+          <w:tblHeader/>
+        </w:trPr>
+        <w:tc>
+          <w:tcPr>
+            <w:tcW w:type="dxa" w:w="900"/>
+            <w:tcBorders>
+              <w:top w:val="single" w:color="000000" w:sz="4"/>
+              <w:left w:val="none" w:color="FFFFFF" w:sz="0"/>
+              <w:bottom w:val="single" w:color="000000" w:sz="4"/>
+              <w:right w:val="none" w:color="FFFFFF" w:sz="0"/>
+            </w:tcBorders>
+            <w:shd w:fill="FFFFFF" w:color="auto" w:val="clear"/>
+            <w:tcMar>
+              <w:top w:type="dxa" w:w="40"/>
+              <w:left w:type="dxa" w:w="80"/>
+              <w:bottom w:type="dxa" w:w="40"/>
+              <w:right w:type="dxa" w:w="80"/>
+            </w:tcMar>
+          </w:tcPr>
+          <w:p>
+            <w:pPr>
+              <w:spacing w:after="0" w:before="0" w:line="240"/>
+              <w:jc w:val="left"/>
+            </w:pPr>
+            <w:r>
+              <w:rPr>
+                <w:rFonts w:ascii="Times New Roman" w:cs="Times New Roman" w:eastAsia="Times New Roman" w:hAnsi="Times New Roman"/>
+                <w:b/>
+                <w:bCs/>
+                <w:sz w:val="20"/>
+                <w:szCs w:val="20"/>
+              </w:rPr>
+              <w:t xml:space="preserve">Turns left</w:t>
+            </w:r>
+          </w:p>
+        </w:tc>
+        <w:tc>
+          <w:tcPr>
+            <w:tcW w:type="dxa" w:w="1700"/>
+            <w:tcBorders>
+              <w:top w:val="single" w:color="000000" w:sz="4"/>
+              <w:left w:val="none" w:color="FFFFFF" w:sz="0"/>
+              <w:bottom w:val="single" w:color="000000" w:sz="4"/>
+              <w:right w:val="none" w:color="FFFFFF" w:sz="0"/>
+            </w:tcBorders>
+            <w:shd w:fill="FFFFFF" w:color="auto" w:val="clear"/>
+            <w:tcMar>
+              <w:top w:type="dxa" w:w="40"/>
+              <w:left w:type="dxa" w:w="80"/>
+              <w:bottom w:type="dxa" w:w="40"/>
+              <w:right w:type="dxa" w:w="80"/>
+            </w:tcMar>
+          </w:tcPr>
+          <w:p>
+            <w:pPr>
+              <w:spacing w:after="0" w:before="0" w:line="240"/>
+              <w:jc w:val="center"/>
+            </w:pPr>
+            <w:r>
+              <w:rPr>
+                <w:rFonts w:ascii="Times New Roman" w:cs="Times New Roman" w:eastAsia="Times New Roman" w:hAnsi="Times New Roman"/>
+                <w:b/>
+                <w:bCs/>
+                <w:sz w:val="20"/>
+                <w:szCs w:val="20"/>
+              </w:rPr>
+              <w:t xml:space="preserve">Skip rate (range over cells)</w:t>
+            </w:r>
+          </w:p>
+        </w:tc>
+        <w:tc>
+          <w:tcPr>
+            <w:tcW w:type="dxa" w:w="1700"/>
+            <w:tcBorders>
+              <w:top w:val="single" w:color="000000" w:sz="4"/>
+              <w:left w:val="none" w:color="FFFFFF" w:sz="0"/>
+              <w:bottom w:val="single" w:color="000000" w:sz="4"/>
+              <w:right w:val="none" w:color="FFFFFF" w:sz="0"/>
+            </w:tcBorders>
+            <w:shd w:fill="FFFFFF" w:color="auto" w:val="clear"/>
+            <w:tcMar>
+              <w:top w:type="dxa" w:w="40"/>
+              <w:left w:type="dxa" w:w="80"/>
+              <w:bottom w:type="dxa" w:w="40"/>
+              <w:right w:type="dxa" w:w="80"/>
+            </w:tcMar>
+          </w:tcPr>
+          <w:p>
+            <w:pPr>
+              <w:spacing w:after="0" w:before="0" w:line="240"/>
+              <w:jc w:val="center"/>
+            </w:pPr>
+            <w:r>
+              <w:rPr>
+                <w:rFonts w:ascii="Times New Roman" w:cs="Times New Roman" w:eastAsia="Times New Roman" w:hAnsi="Times New Roman"/>
+                <w:b/>
+                <w:bCs/>
+                <w:sz w:val="20"/>
+                <w:szCs w:val="20"/>
+              </w:rPr>
+              <w:t xml:space="preserve">Loss minus gain, pp [95% CI]</w:t>
+            </w:r>
+          </w:p>
+        </w:tc>
+        <w:tc>
+          <w:tcPr>
+            <w:tcW w:type="dxa" w:w="1700"/>
+            <w:tcBorders>
+              <w:top w:val="single" w:color="000000" w:sz="4"/>
+              <w:left w:val="none" w:color="FFFFFF" w:sz="0"/>
+              <w:bottom w:val="single" w:color="000000" w:sz="4"/>
+              <w:right w:val="none" w:color="FFFFFF" w:sz="0"/>
+            </w:tcBorders>
+            <w:shd w:fill="FFFFFF" w:color="auto" w:val="clear"/>
+            <w:tcMar>
+              <w:top w:type="dxa" w:w="40"/>
+              <w:left w:type="dxa" w:w="80"/>
+              <w:bottom w:type="dxa" w:w="40"/>
+              <w:right w:type="dxa" w:w="80"/>
+            </w:tcMar>
+          </w:tcPr>
+          <w:p>
+            <w:pPr>
+              <w:spacing w:after="0" w:before="0" w:line="240"/>
+              <w:jc w:val="center"/>
+            </w:pPr>
+            <w:r>
+              <w:rPr>
+                <w:rFonts w:ascii="Times New Roman" w:cs="Times New Roman" w:eastAsia="Times New Roman" w:hAnsi="Times New Roman"/>
+                <w:b/>
+                <w:bCs/>
+                <w:sz w:val="20"/>
+                <w:szCs w:val="20"/>
+              </w:rPr>
+              <w:t xml:space="preserve">Neutral minus gain, pp [95% CI]</w:t>
+            </w:r>
+          </w:p>
+        </w:tc>
+        <w:tc>
+          <w:tcPr>
+            <w:tcW w:type="dxa" w:w="1300"/>
+            <w:tcBorders>
+              <w:top w:val="single" w:color="000000" w:sz="4"/>
+              <w:left w:val="none" w:color="FFFFFF" w:sz="0"/>
+              <w:bottom w:val="single" w:color="000000" w:sz="4"/>
+              <w:right w:val="none" w:color="FFFFFF" w:sz="0"/>
+            </w:tcBorders>
+            <w:shd w:fill="FFFFFF" w:color="auto" w:val="clear"/>
+            <w:tcMar>
+              <w:top w:type="dxa" w:w="40"/>
+              <w:left w:type="dxa" w:w="80"/>
+              <w:bottom w:type="dxa" w:w="40"/>
+              <w:right w:type="dxa" w:w="80"/>
+            </w:tcMar>
+          </w:tcPr>
+          <w:p>
+            <w:pPr>
+              <w:spacing w:after="0" w:before="0" w:line="240"/>
+              <w:jc w:val="center"/>
+            </w:pPr>
+            <w:r>
+              <w:rPr>
+                <w:rFonts w:ascii="Times New Roman" w:cs="Times New Roman" w:eastAsia="Times New Roman" w:hAnsi="Times New Roman"/>
+                <w:b/>
+                <w:bCs/>
+                <w:sz w:val="20"/>
+                <w:szCs w:val="20"/>
+              </w:rPr>
+              <w:t xml:space="preserve">Loss above gain (below)</w:t>
+            </w:r>
+          </w:p>
+        </w:tc>
+        <w:tc>
+          <w:tcPr>
+            <w:tcW w:type="dxa" w:w="2060"/>
+            <w:tcBorders>
+              <w:top w:val="single" w:color="000000" w:sz="4"/>
+              <w:left w:val="none" w:color="FFFFFF" w:sz="0"/>
+              <w:bottom w:val="single" w:color="000000" w:sz="4"/>
+              <w:right w:val="none" w:color="FFFFFF" w:sz="0"/>
+            </w:tcBorders>
+            <w:shd w:fill="FFFFFF" w:color="auto" w:val="clear"/>
+            <w:tcMar>
+              <w:top w:type="dxa" w:w="40"/>
+              <w:left w:type="dxa" w:w="80"/>
+              <w:bottom w:type="dxa" w:w="40"/>
+              <w:right w:type="dxa" w:w="80"/>
+            </w:tcMar>
+          </w:tcPr>
+          <w:p>
+            <w:pPr>
+              <w:spacing w:after="0" w:before="0" w:line="240"/>
+              <w:jc w:val="center"/>
+            </w:pPr>
+            <w:r>
+              <w:rPr>
+                <w:rFonts w:ascii="Times New Roman" w:cs="Times New Roman" w:eastAsia="Times New Roman" w:hAnsi="Times New Roman"/>
+                <w:b/>
+                <w:bCs/>
+                <w:sz w:val="20"/>
+                <w:szCs w:val="20"/>
+              </w:rPr>
+              <w:t xml:space="preserve">Frame / wording / interaction (noise floor)</w:t>
+            </w:r>
+          </w:p>
+        </w:tc>
+      </w:tr>
+      <w:tr>
+        <w:trPr>
+          <w:cantSplit/>
+          <w:tblHeader w:val="off"/>
+        </w:trPr>
+        <w:tc>
+          <w:tcPr>
+            <w:tcW w:type="dxa" w:w="900"/>
+            <w:tcBorders>
+              <w:top w:val="none" w:color="FFFFFF" w:sz="0"/>
+              <w:left w:val="none" w:color="FFFFFF" w:sz="0"/>
+              <w:bottom w:val="none" w:color="FFFFFF" w:sz="0"/>
+              <w:right w:val="none" w:color="FFFFFF" w:sz="0"/>
+            </w:tcBorders>
+            <w:shd w:fill="FFFFFF" w:color="auto" w:val="clear"/>
+            <w:tcMar>
+              <w:top w:type="dxa" w:w="40"/>
+              <w:left w:type="dxa" w:w="80"/>
+              <w:bottom w:type="dxa" w:w="40"/>
+              <w:right w:type="dxa" w:w="80"/>
+            </w:tcMar>
+          </w:tcPr>
+          <w:p>
+            <w:pPr>
+              <w:spacing w:after="0" w:before="0" w:line="240"/>
+              <w:jc w:val="left"/>
+            </w:pPr>
+            <w:r>
+              <w:rPr>
+                <w:rFonts w:ascii="Times New Roman" w:cs="Times New Roman" w:eastAsia="Times New Roman" w:hAnsi="Times New Roman"/>
+                <w:sz w:val="20"/>
+                <w:szCs w:val="20"/>
+              </w:rPr>
+              <w:t xml:space="preserve">12</w:t>
+            </w:r>
+          </w:p>
+        </w:tc>
+        <w:tc>
+          <w:tcPr>
+            <w:tcW w:type="dxa" w:w="1700"/>
+            <w:tcBorders>
+              <w:top w:val="none" w:color="FFFFFF" w:sz="0"/>
+              <w:left w:val="none" w:color="FFFFFF" w:sz="0"/>
+              <w:bottom w:val="none" w:color="FFFFFF" w:sz="0"/>
+              <w:right w:val="none" w:color="FFFFFF" w:sz="0"/>
+            </w:tcBorders>
+            <w:shd w:fill="FFFFFF" w:color="auto" w:val="clear"/>
+            <w:tcMar>
+              <w:top w:type="dxa" w:w="40"/>
+              <w:left w:type="dxa" w:w="80"/>
+              <w:bottom w:type="dxa" w:w="40"/>
+              <w:right w:type="dxa" w:w="80"/>
+            </w:tcMar>
+          </w:tcPr>
+          <w:p>
+            <w:pPr>
+              <w:spacing w:after="0" w:before="0" w:line="240"/>
+              <w:jc w:val="center"/>
+            </w:pPr>
+            <w:r>
+              <w:rPr>
+                <w:rFonts w:ascii="Times New Roman" w:cs="Times New Roman" w:eastAsia="Times New Roman" w:hAnsi="Times New Roman"/>
+                <w:sz w:val="20"/>
+                <w:szCs w:val="20"/>
+              </w:rPr>
+              <w:t xml:space="preserve">0.3% (0.0%-3.3%)</w:t>
+            </w:r>
+          </w:p>
+        </w:tc>
+        <w:tc>
+          <w:tcPr>
+            <w:tcW w:type="dxa" w:w="1700"/>
+            <w:tcBorders>
+              <w:top w:val="none" w:color="FFFFFF" w:sz="0"/>
+              <w:left w:val="none" w:color="FFFFFF" w:sz="0"/>
+              <w:bottom w:val="none" w:color="FFFFFF" w:sz="0"/>
+              <w:right w:val="none" w:color="FFFFFF" w:sz="0"/>
+            </w:tcBorders>
+            <w:shd w:fill="FFFFFF" w:color="auto" w:val="clear"/>
+            <w:tcMar>
+              <w:top w:type="dxa" w:w="40"/>
+              <w:left w:type="dxa" w:w="80"/>
+              <w:bottom w:type="dxa" w:w="40"/>
+              <w:right w:type="dxa" w:w="80"/>
+            </w:tcMar>
+          </w:tcPr>
+          <w:p>
+            <w:pPr>
+              <w:spacing w:after="0" w:before="0" w:line="240"/>
+              <w:jc w:val="center"/>
+            </w:pPr>
+            <w:r>
+              <w:rPr>
+                <w:rFonts w:ascii="Times New Roman" w:cs="Times New Roman" w:eastAsia="Times New Roman" w:hAnsi="Times New Roman"/>
+                <w:sz w:val="20"/>
+                <w:szCs w:val="20"/>
+              </w:rPr>
+              <w:t xml:space="preserve">-0.4 [-1.0, 0.0]</w:t>
+            </w:r>
+          </w:p>
+        </w:tc>
+        <w:tc>
+          <w:tcPr>
+            <w:tcW w:type="dxa" w:w="1700"/>
+            <w:tcBorders>
+              <w:top w:val="none" w:color="FFFFFF" w:sz="0"/>
+              <w:left w:val="none" w:color="FFFFFF" w:sz="0"/>
+              <w:bottom w:val="none" w:color="FFFFFF" w:sz="0"/>
+              <w:right w:val="none" w:color="FFFFFF" w:sz="0"/>
+            </w:tcBorders>
+            <w:shd w:fill="FFFFFF" w:color="auto" w:val="clear"/>
+            <w:tcMar>
+              <w:top w:type="dxa" w:w="40"/>
+              <w:left w:type="dxa" w:w="80"/>
+              <w:bottom w:type="dxa" w:w="40"/>
+              <w:right w:type="dxa" w:w="80"/>
+            </w:tcMar>
+          </w:tcPr>
+          <w:p>
+            <w:pPr>
+              <w:spacing w:after="0" w:before="0" w:line="240"/>
+              <w:jc w:val="center"/>
+            </w:pPr>
+            <w:r>
+              <w:rPr>
+                <w:rFonts w:ascii="Times New Roman" w:cs="Times New Roman" w:eastAsia="Times New Roman" w:hAnsi="Times New Roman"/>
+                <w:sz w:val="20"/>
+                <w:szCs w:val="20"/>
+              </w:rPr>
+              <w:t xml:space="preserve">0.0 [-0.8, +0.8]</w:t>
+            </w:r>
+          </w:p>
+        </w:tc>
+        <w:tc>
+          <w:tcPr>
+            <w:tcW w:type="dxa" w:w="1300"/>
+            <w:tcBorders>
+              <w:top w:val="none" w:color="FFFFFF" w:sz="0"/>
+              <w:left w:val="none" w:color="FFFFFF" w:sz="0"/>
+              <w:bottom w:val="none" w:color="FFFFFF" w:sz="0"/>
+              <w:right w:val="none" w:color="FFFFFF" w:sz="0"/>
+            </w:tcBorders>
+            <w:shd w:fill="FFFFFF" w:color="auto" w:val="clear"/>
+            <w:tcMar>
+              <w:top w:type="dxa" w:w="40"/>
+              <w:left w:type="dxa" w:w="80"/>
+              <w:bottom w:type="dxa" w:w="40"/>
+              <w:right w:type="dxa" w:w="80"/>
+            </w:tcMar>
+          </w:tcPr>
+          <w:p>
+            <w:pPr>
+              <w:spacing w:after="0" w:before="0" w:line="240"/>
+              <w:jc w:val="center"/>
+            </w:pPr>
+            <w:r>
+              <w:rPr>
+                <w:rFonts w:ascii="Times New Roman" w:cs="Times New Roman" w:eastAsia="Times New Roman" w:hAnsi="Times New Roman"/>
+                <w:sz w:val="20"/>
+                <w:szCs w:val="20"/>
+              </w:rPr>
+              <w:t xml:space="preserve">0 of 16 (2)</w:t>
+            </w:r>
+          </w:p>
+        </w:tc>
+        <w:tc>
+          <w:tcPr>
+            <w:tcW w:type="dxa" w:w="2060"/>
+            <w:tcBorders>
+              <w:top w:val="none" w:color="FFFFFF" w:sz="0"/>
+              <w:left w:val="none" w:color="FFFFFF" w:sz="0"/>
+              <w:bottom w:val="none" w:color="FFFFFF" w:sz="0"/>
+              <w:right w:val="none" w:color="FFFFFF" w:sz="0"/>
+            </w:tcBorders>
+            <w:shd w:fill="FFFFFF" w:color="auto" w:val="clear"/>
+            <w:tcMar>
+              <w:top w:type="dxa" w:w="40"/>
+              <w:left w:type="dxa" w:w="80"/>
+              <w:bottom w:type="dxa" w:w="40"/>
+              <w:right w:type="dxa" w:w="80"/>
+            </w:tcMar>
+          </w:tcPr>
+          <w:p>
+            <w:pPr>
+              <w:spacing w:after="0" w:before="0" w:line="240"/>
+              <w:jc w:val="center"/>
+            </w:pPr>
+            <w:r>
+              <w:rPr>
+                <w:rFonts w:ascii="Times New Roman" w:cs="Times New Roman" w:eastAsia="Times New Roman" w:hAnsi="Times New Roman"/>
+                <w:sz w:val="20"/>
+                <w:szCs w:val="20"/>
+              </w:rPr>
+              <w:t xml:space="preserve">4.5% / 27.3% / 68.2% (98.9%)</w:t>
+            </w:r>
+          </w:p>
+        </w:tc>
+      </w:tr>
+      <w:tr>
+        <w:trPr>
+          <w:cantSplit/>
+          <w:tblHeader w:val="off"/>
+        </w:trPr>
+        <w:tc>
+          <w:tcPr>
+            <w:tcW w:type="dxa" w:w="900"/>
+            <w:tcBorders>
+              <w:top w:val="none" w:color="FFFFFF" w:sz="0"/>
+              <w:left w:val="none" w:color="FFFFFF" w:sz="0"/>
+              <w:bottom w:val="none" w:color="FFFFFF" w:sz="0"/>
+              <w:right w:val="none" w:color="FFFFFF" w:sz="0"/>
+            </w:tcBorders>
+            <w:shd w:fill="FFFFFF" w:color="auto" w:val="clear"/>
+            <w:tcMar>
+              <w:top w:type="dxa" w:w="40"/>
+              <w:left w:type="dxa" w:w="80"/>
+              <w:bottom w:type="dxa" w:w="40"/>
+              <w:right w:type="dxa" w:w="80"/>
+            </w:tcMar>
+          </w:tcPr>
+          <w:p>
+            <w:pPr>
+              <w:spacing w:after="0" w:before="0" w:line="240"/>
+              <w:jc w:val="left"/>
+            </w:pPr>
+            <w:r>
+              <w:rPr>
+                <w:rFonts w:ascii="Times New Roman" w:cs="Times New Roman" w:eastAsia="Times New Roman" w:hAnsi="Times New Roman"/>
+                <w:sz w:val="20"/>
+                <w:szCs w:val="20"/>
+              </w:rPr>
+              <w:t xml:space="preserve">6</w:t>
+            </w:r>
+          </w:p>
+        </w:tc>
+        <w:tc>
+          <w:tcPr>
+            <w:tcW w:type="dxa" w:w="1700"/>
+            <w:tcBorders>
+              <w:top w:val="none" w:color="FFFFFF" w:sz="0"/>
+              <w:left w:val="none" w:color="FFFFFF" w:sz="0"/>
+              <w:bottom w:val="none" w:color="FFFFFF" w:sz="0"/>
+              <w:right w:val="none" w:color="FFFFFF" w:sz="0"/>
+            </w:tcBorders>
+            <w:shd w:fill="FFFFFF" w:color="auto" w:val="clear"/>
+            <w:tcMar>
+              <w:top w:type="dxa" w:w="40"/>
+              <w:left w:type="dxa" w:w="80"/>
+              <w:bottom w:type="dxa" w:w="40"/>
+              <w:right w:type="dxa" w:w="80"/>
+            </w:tcMar>
+          </w:tcPr>
+          <w:p>
+            <w:pPr>
+              <w:spacing w:after="0" w:before="0" w:line="240"/>
+              <w:jc w:val="center"/>
+            </w:pPr>
+            <w:r>
+              <w:rPr>
+                <w:rFonts w:ascii="Times New Roman" w:cs="Times New Roman" w:eastAsia="Times New Roman" w:hAnsi="Times New Roman"/>
+                <w:sz w:val="20"/>
+                <w:szCs w:val="20"/>
+              </w:rPr>
+              <w:t xml:space="preserve">1.5% (0.0%-16.7%)</w:t>
+            </w:r>
+          </w:p>
+        </w:tc>
+        <w:tc>
+          <w:tcPr>
+            <w:tcW w:type="dxa" w:w="1700"/>
+            <w:tcBorders>
+              <w:top w:val="none" w:color="FFFFFF" w:sz="0"/>
+              <w:left w:val="none" w:color="FFFFFF" w:sz="0"/>
+              <w:bottom w:val="none" w:color="FFFFFF" w:sz="0"/>
+              <w:right w:val="none" w:color="FFFFFF" w:sz="0"/>
+            </w:tcBorders>
+            <w:shd w:fill="FFFFFF" w:color="auto" w:val="clear"/>
+            <w:tcMar>
+              <w:top w:type="dxa" w:w="40"/>
+              <w:left w:type="dxa" w:w="80"/>
+              <w:bottom w:type="dxa" w:w="40"/>
+              <w:right w:type="dxa" w:w="80"/>
+            </w:tcMar>
+          </w:tcPr>
+          <w:p>
+            <w:pPr>
+              <w:spacing w:after="0" w:before="0" w:line="240"/>
+              <w:jc w:val="center"/>
+            </w:pPr>
+            <w:r>
+              <w:rPr>
+                <w:rFonts w:ascii="Times New Roman" w:cs="Times New Roman" w:eastAsia="Times New Roman" w:hAnsi="Times New Roman"/>
+                <w:sz w:val="20"/>
+                <w:szCs w:val="20"/>
+              </w:rPr>
+              <w:t xml:space="preserve">-1.9 [-4.6, +0.6]</w:t>
+            </w:r>
+          </w:p>
+        </w:tc>
+        <w:tc>
+          <w:tcPr>
+            <w:tcW w:type="dxa" w:w="1700"/>
+            <w:tcBorders>
+              <w:top w:val="none" w:color="FFFFFF" w:sz="0"/>
+              <w:left w:val="none" w:color="FFFFFF" w:sz="0"/>
+              <w:bottom w:val="none" w:color="FFFFFF" w:sz="0"/>
+              <w:right w:val="none" w:color="FFFFFF" w:sz="0"/>
+            </w:tcBorders>
+            <w:shd w:fill="FFFFFF" w:color="auto" w:val="clear"/>
+            <w:tcMar>
+              <w:top w:type="dxa" w:w="40"/>
+              <w:left w:type="dxa" w:w="80"/>
+              <w:bottom w:type="dxa" w:w="40"/>
+              <w:right w:type="dxa" w:w="80"/>
+            </w:tcMar>
+          </w:tcPr>
+          <w:p>
+            <w:pPr>
+              <w:spacing w:after="0" w:before="0" w:line="240"/>
+              <w:jc w:val="center"/>
+            </w:pPr>
+            <w:r>
+              <w:rPr>
+                <w:rFonts w:ascii="Times New Roman" w:cs="Times New Roman" w:eastAsia="Times New Roman" w:hAnsi="Times New Roman"/>
+                <w:sz w:val="20"/>
+                <w:szCs w:val="20"/>
+              </w:rPr>
+              <w:t xml:space="preserve">-1.9 [-4.2, -0.4]</w:t>
+            </w:r>
+          </w:p>
+        </w:tc>
+        <w:tc>
+          <w:tcPr>
+            <w:tcW w:type="dxa" w:w="1300"/>
+            <w:tcBorders>
+              <w:top w:val="none" w:color="FFFFFF" w:sz="0"/>
+              <w:left w:val="none" w:color="FFFFFF" w:sz="0"/>
+              <w:bottom w:val="none" w:color="FFFFFF" w:sz="0"/>
+              <w:right w:val="none" w:color="FFFFFF" w:sz="0"/>
+            </w:tcBorders>
+            <w:shd w:fill="FFFFFF" w:color="auto" w:val="clear"/>
+            <w:tcMar>
+              <w:top w:type="dxa" w:w="40"/>
+              <w:left w:type="dxa" w:w="80"/>
+              <w:bottom w:type="dxa" w:w="40"/>
+              <w:right w:type="dxa" w:w="80"/>
+            </w:tcMar>
+          </w:tcPr>
+          <w:p>
+            <w:pPr>
+              <w:spacing w:after="0" w:before="0" w:line="240"/>
+              <w:jc w:val="center"/>
+            </w:pPr>
+            <w:r>
+              <w:rPr>
+                <w:rFonts w:ascii="Times New Roman" w:cs="Times New Roman" w:eastAsia="Times New Roman" w:hAnsi="Times New Roman"/>
+                <w:sz w:val="20"/>
+                <w:szCs w:val="20"/>
+              </w:rPr>
+              <w:t xml:space="preserve">3 of 16 (6)</w:t>
+            </w:r>
+          </w:p>
+        </w:tc>
+        <w:tc>
+          <w:tcPr>
+            <w:tcW w:type="dxa" w:w="2060"/>
+            <w:tcBorders>
+              <w:top w:val="none" w:color="FFFFFF" w:sz="0"/>
+              <w:left w:val="none" w:color="FFFFFF" w:sz="0"/>
+              <w:bottom w:val="none" w:color="FFFFFF" w:sz="0"/>
+              <w:right w:val="none" w:color="FFFFFF" w:sz="0"/>
+            </w:tcBorders>
+            <w:shd w:fill="FFFFFF" w:color="auto" w:val="clear"/>
+            <w:tcMar>
+              <w:top w:type="dxa" w:w="40"/>
+              <w:left w:type="dxa" w:w="80"/>
+              <w:bottom w:type="dxa" w:w="40"/>
+              <w:right w:type="dxa" w:w="80"/>
+            </w:tcMar>
+          </w:tcPr>
+          <w:p>
+            <w:pPr>
+              <w:spacing w:after="0" w:before="0" w:line="240"/>
+              <w:jc w:val="center"/>
+            </w:pPr>
+            <w:r>
+              <w:rPr>
+                <w:rFonts w:ascii="Times New Roman" w:cs="Times New Roman" w:eastAsia="Times New Roman" w:hAnsi="Times New Roman"/>
+                <w:sz w:val="20"/>
+                <w:szCs w:val="20"/>
+              </w:rPr>
+              <w:t xml:space="preserve">7.1% / 35.9% / 57.1% (37.5%)</w:t>
+            </w:r>
+          </w:p>
+        </w:tc>
+      </w:tr>
+      <w:tr>
+        <w:trPr>
+          <w:cantSplit/>
+          <w:tblHeader w:val="off"/>
+        </w:trPr>
+        <w:tc>
+          <w:tcPr>
+            <w:tcW w:type="dxa" w:w="900"/>
+            <w:tcBorders>
+              <w:top w:val="none" w:color="FFFFFF" w:sz="0"/>
+              <w:left w:val="none" w:color="FFFFFF" w:sz="0"/>
+              <w:bottom w:val="none" w:color="FFFFFF" w:sz="0"/>
+              <w:right w:val="none" w:color="FFFFFF" w:sz="0"/>
+            </w:tcBorders>
+            <w:shd w:fill="FFFFFF" w:color="auto" w:val="clear"/>
+            <w:tcMar>
+              <w:top w:type="dxa" w:w="40"/>
+              <w:left w:type="dxa" w:w="80"/>
+              <w:bottom w:type="dxa" w:w="40"/>
+              <w:right w:type="dxa" w:w="80"/>
+            </w:tcMar>
+          </w:tcPr>
+          <w:p>
+            <w:pPr>
+              <w:spacing w:after="0" w:before="0" w:line="240"/>
+              <w:jc w:val="left"/>
+            </w:pPr>
+            <w:r>
+              <w:rPr>
+                <w:rFonts w:ascii="Times New Roman" w:cs="Times New Roman" w:eastAsia="Times New Roman" w:hAnsi="Times New Roman"/>
+                <w:sz w:val="20"/>
+                <w:szCs w:val="20"/>
+              </w:rPr>
+              <w:t xml:space="preserve">3</w:t>
+            </w:r>
+          </w:p>
+        </w:tc>
+        <w:tc>
+          <w:tcPr>
+            <w:tcW w:type="dxa" w:w="1700"/>
+            <w:tcBorders>
+              <w:top w:val="none" w:color="FFFFFF" w:sz="0"/>
+              <w:left w:val="none" w:color="FFFFFF" w:sz="0"/>
+              <w:bottom w:val="none" w:color="FFFFFF" w:sz="0"/>
+              <w:right w:val="none" w:color="FFFFFF" w:sz="0"/>
+            </w:tcBorders>
+            <w:shd w:fill="FFFFFF" w:color="auto" w:val="clear"/>
+            <w:tcMar>
+              <w:top w:type="dxa" w:w="40"/>
+              <w:left w:type="dxa" w:w="80"/>
+              <w:bottom w:type="dxa" w:w="40"/>
+              <w:right w:type="dxa" w:w="80"/>
+            </w:tcMar>
+          </w:tcPr>
+          <w:p>
+            <w:pPr>
+              <w:spacing w:after="0" w:before="0" w:line="240"/>
+              <w:jc w:val="center"/>
+            </w:pPr>
+            <w:r>
+              <w:rPr>
+                <w:rFonts w:ascii="Times New Roman" w:cs="Times New Roman" w:eastAsia="Times New Roman" w:hAnsi="Times New Roman"/>
+                <w:sz w:val="20"/>
+                <w:szCs w:val="20"/>
+              </w:rPr>
+              <w:t xml:space="preserve">17.2% (0.0%-100.0%)</w:t>
+            </w:r>
+          </w:p>
+        </w:tc>
+        <w:tc>
+          <w:tcPr>
+            <w:tcW w:type="dxa" w:w="1700"/>
+            <w:tcBorders>
+              <w:top w:val="none" w:color="FFFFFF" w:sz="0"/>
+              <w:left w:val="none" w:color="FFFFFF" w:sz="0"/>
+              <w:bottom w:val="none" w:color="FFFFFF" w:sz="0"/>
+              <w:right w:val="none" w:color="FFFFFF" w:sz="0"/>
+            </w:tcBorders>
+            <w:shd w:fill="FFFFFF" w:color="auto" w:val="clear"/>
+            <w:tcMar>
+              <w:top w:type="dxa" w:w="40"/>
+              <w:left w:type="dxa" w:w="80"/>
+              <w:bottom w:type="dxa" w:w="40"/>
+              <w:right w:type="dxa" w:w="80"/>
+            </w:tcMar>
+          </w:tcPr>
+          <w:p>
+            <w:pPr>
+              <w:spacing w:after="0" w:before="0" w:line="240"/>
+              <w:jc w:val="center"/>
+            </w:pPr>
+            <w:r>
+              <w:rPr>
+                <w:rFonts w:ascii="Times New Roman" w:cs="Times New Roman" w:eastAsia="Times New Roman" w:hAnsi="Times New Roman"/>
+                <w:sz w:val="20"/>
+                <w:szCs w:val="20"/>
+              </w:rPr>
+              <w:t xml:space="preserve">-26.2 [-41.5, -12.9]</w:t>
+            </w:r>
+          </w:p>
+        </w:tc>
+        <w:tc>
+          <w:tcPr>
+            <w:tcW w:type="dxa" w:w="1700"/>
+            <w:tcBorders>
+              <w:top w:val="none" w:color="FFFFFF" w:sz="0"/>
+              <w:left w:val="none" w:color="FFFFFF" w:sz="0"/>
+              <w:bottom w:val="none" w:color="FFFFFF" w:sz="0"/>
+              <w:right w:val="none" w:color="FFFFFF" w:sz="0"/>
+            </w:tcBorders>
+            <w:shd w:fill="FFFFFF" w:color="auto" w:val="clear"/>
+            <w:tcMar>
+              <w:top w:type="dxa" w:w="40"/>
+              <w:left w:type="dxa" w:w="80"/>
+              <w:bottom w:type="dxa" w:w="40"/>
+              <w:right w:type="dxa" w:w="80"/>
+            </w:tcMar>
+          </w:tcPr>
+          <w:p>
+            <w:pPr>
+              <w:spacing w:after="0" w:before="0" w:line="240"/>
+              <w:jc w:val="center"/>
+            </w:pPr>
+            <w:r>
+              <w:rPr>
+                <w:rFonts w:ascii="Times New Roman" w:cs="Times New Roman" w:eastAsia="Times New Roman" w:hAnsi="Times New Roman"/>
+                <w:sz w:val="20"/>
+                <w:szCs w:val="20"/>
+              </w:rPr>
+              <w:t xml:space="preserve">-14.0 [-27.1, -1.7]</w:t>
+            </w:r>
+          </w:p>
+        </w:tc>
+        <w:tc>
+          <w:tcPr>
+            <w:tcW w:type="dxa" w:w="1300"/>
+            <w:tcBorders>
+              <w:top w:val="none" w:color="FFFFFF" w:sz="0"/>
+              <w:left w:val="none" w:color="FFFFFF" w:sz="0"/>
+              <w:bottom w:val="none" w:color="FFFFFF" w:sz="0"/>
+              <w:right w:val="none" w:color="FFFFFF" w:sz="0"/>
+            </w:tcBorders>
+            <w:shd w:fill="FFFFFF" w:color="auto" w:val="clear"/>
+            <w:tcMar>
+              <w:top w:type="dxa" w:w="40"/>
+              <w:left w:type="dxa" w:w="80"/>
+              <w:bottom w:type="dxa" w:w="40"/>
+              <w:right w:type="dxa" w:w="80"/>
+            </w:tcMar>
+          </w:tcPr>
+          <w:p>
+            <w:pPr>
+              <w:spacing w:after="0" w:before="0" w:line="240"/>
+              <w:jc w:val="center"/>
+            </w:pPr>
+            <w:r>
+              <w:rPr>
+                <w:rFonts w:ascii="Times New Roman" w:cs="Times New Roman" w:eastAsia="Times New Roman" w:hAnsi="Times New Roman"/>
+                <w:sz w:val="20"/>
+                <w:szCs w:val="20"/>
+              </w:rPr>
+              <w:t xml:space="preserve">1 of 16 (11)</w:t>
+            </w:r>
+          </w:p>
+        </w:tc>
+        <w:tc>
+          <w:tcPr>
+            <w:tcW w:type="dxa" w:w="2060"/>
+            <w:tcBorders>
+              <w:top w:val="none" w:color="FFFFFF" w:sz="0"/>
+              <w:left w:val="none" w:color="FFFFFF" w:sz="0"/>
+              <w:bottom w:val="none" w:color="FFFFFF" w:sz="0"/>
+              <w:right w:val="none" w:color="FFFFFF" w:sz="0"/>
+            </w:tcBorders>
+            <w:shd w:fill="FFFFFF" w:color="auto" w:val="clear"/>
+            <w:tcMar>
+              <w:top w:type="dxa" w:w="40"/>
+              <w:left w:type="dxa" w:w="80"/>
+              <w:bottom w:type="dxa" w:w="40"/>
+              <w:right w:type="dxa" w:w="80"/>
+            </w:tcMar>
+          </w:tcPr>
+          <w:p>
+            <w:pPr>
+              <w:spacing w:after="0" w:before="0" w:line="240"/>
+              <w:jc w:val="center"/>
+            </w:pPr>
+            <w:r>
+              <w:rPr>
+                <w:rFonts w:ascii="Times New Roman" w:cs="Times New Roman" w:eastAsia="Times New Roman" w:hAnsi="Times New Roman"/>
+                <w:sz w:val="20"/>
+                <w:szCs w:val="20"/>
+              </w:rPr>
+              <w:t xml:space="preserve">16.1% / 47.6% / 36.3% (3.1%)</w:t>
+            </w:r>
+          </w:p>
+        </w:tc>
+      </w:tr>
+    </w:tbl>
+    <w:p>
+      <w:pPr>
+        <w:spacing w:after="240" w:before="60" w:line="240"/>
+      </w:pPr>
+      <w:r>
+        <w:rPr>
+          <w:rFonts w:ascii="Times New Roman" w:cs="Times New Roman" w:eastAsia="Times New Roman" w:hAnsi="Times New Roman"/>
+          <w:i/>
+          <w:iCs/>
+          <w:sz w:val="20"/>
+          <w:szCs w:val="20"/>
+        </w:rPr>
+        <w:t xml:space="preserve">Note.</w:t>
+      </w:r>
+      <w:r>
+        <w:rPr>
+          <w:rFonts w:ascii="Times New Roman" w:cs="Times New Roman" w:eastAsia="Times New Roman" w:hAnsi="Times New Roman"/>
+          <w:sz w:val="20"/>
+          <w:szCs w:val="20"/>
+        </w:rPr>
+        <w:t xml:space="preserve"> Intervals resample wordings. Parse failures in the three conditions: 1, 8, and 3 of 1,440.</w:t>
+      </w:r>
+    </w:p>
+    <w:p>
+      <w:pPr>
+        <w:spacing w:after="0" w:before="0" w:line="480"/>
+        <w:ind w:firstLine="720"/>
+        <w:jc w:val="left"/>
+      </w:pPr>
+      <w:r>
+        <w:rPr>
+          <w:rFonts w:ascii="Times New Roman" w:cs="Times New Roman" w:eastAsia="Times New Roman" w:hAnsi="Times New Roman"/>
+          <w:sz w:val="24"/>
+          <w:szCs w:val="24"/>
+        </w:rPr>
+        <w:t xml:space="preserve">The Study 4 design gave a similar picture (Tables F2 and F3). With the target left out of the facts line, the neutral and loss frames almost never skipped (0.2% each), the gain frame, which states the target in the headline, skipped in 21.0%, and adding the target headline to the neutral and loss wordings raised skipping by 6.9 points [+0.2, +18.1] and 6.0 points [+1.5, +12.7]. Loss text without a target statement did not differ from neutral text (+0.0 [-0.6, +0.6]). With the target in the facts line, loss text lowered skipping relative to neutral text (-15.4 [-29.4, -4.0]) and the target headline raised it for the loss wording (+9.6 [+1.0, +21.3]) but not for the neutral wording (+0.4 [-10.2, +11.9]); the interaction (+9.2 [-4.2, +21.9]) was not distinguishable from zero. The registered contrast, loss minus gain, was negative in both runs (-29.2 [-44.2, -14.6] and -20.8 [-35.4, -8.3]). Without the target in the facts line this model chose hold in 61% of first choices, against 10% when the target was stated, which is consistent with an operator that has no target to reach and therefore waits.</w:t>
+      </w:r>
+    </w:p>
+    <w:p>
+      <w:pPr>
+        <w:keepNext/>
+        <w:spacing w:after="0" w:before="0" w:line="480"/>
+      </w:pPr>
+      <w:r>
+        <w:rPr>
+          <w:rFonts w:ascii="Times New Roman" w:cs="Times New Roman" w:eastAsia="Times New Roman" w:hAnsi="Times New Roman"/>
+          <w:b/>
+          <w:bCs/>
+          <w:sz w:val="24"/>
+          <w:szCs w:val="24"/>
+        </w:rPr>
+        <w:t xml:space="preserve">Table F2.</w:t>
+      </w:r>
+      <w:r>
+        <w:rPr>
+          <w:rFonts w:ascii="Times New Roman" w:cs="Times New Roman" w:eastAsia="Times New Roman" w:hAnsi="Times New Roman"/>
+          <w:sz w:val="24"/>
+          <w:szCs w:val="24"/>
+        </w:rPr>
+        <w:t xml:space="preserve"> Study 6: Gemini 2.5 Flash-Lite, skip rate by frame in the Study 4 design (mean over 16 wordings, three turns left).</w:t>
+      </w:r>
+    </w:p>
+    <w:tbl>
+      <w:tblPr>
+        <w:tblW w:type="dxa" w:w="9360"/>
+        <w:tblBorders>
+          <w:top w:val="single" w:color="auto" w:sz="4"/>
+          <w:left w:val="single" w:color="auto" w:sz="4"/>
+          <w:bottom w:val="single" w:color="auto" w:sz="4"/>
+          <w:right w:val="single" w:color="auto" w:sz="4"/>
+          <w:insideH w:val="single" w:color="auto" w:sz="4"/>
+          <w:insideV w:val="single" w:color="auto" w:sz="4"/>
+        </w:tblBorders>
+      </w:tblPr>
+      <w:tblGrid>
+        <w:gridCol w:w="2500"/>
+        <w:gridCol w:w="1200"/>
+        <w:gridCol w:w="1200"/>
+        <w:gridCol w:w="1300"/>
+        <w:gridCol w:w="1700"/>
+        <w:gridCol w:w="1460"/>
+      </w:tblGrid>
+      <w:tr>
+        <w:trPr>
+          <w:cantSplit/>
+          <w:tblHeader/>
+        </w:trPr>
+        <w:tc>
+          <w:tcPr>
+            <w:tcW w:type="dxa" w:w="2500"/>
+            <w:tcBorders>
+              <w:top w:val="single" w:color="000000" w:sz="4"/>
+              <w:left w:val="none" w:color="FFFFFF" w:sz="0"/>
+              <w:bottom w:val="single" w:color="000000" w:sz="4"/>
+              <w:right w:val="none" w:color="FFFFFF" w:sz="0"/>
+            </w:tcBorders>
+            <w:shd w:fill="FFFFFF" w:color="auto" w:val="clear"/>
+            <w:tcMar>
+              <w:top w:type="dxa" w:w="40"/>
+              <w:left w:type="dxa" w:w="80"/>
+              <w:bottom w:type="dxa" w:w="40"/>
+              <w:right w:type="dxa" w:w="80"/>
+            </w:tcMar>
+          </w:tcPr>
+          <w:p>
+            <w:pPr>
+              <w:spacing w:after="0" w:before="0" w:line="240"/>
+              <w:jc w:val="left"/>
+            </w:pPr>
+          </w:p>
+        </w:tc>
+        <w:tc>
+          <w:tcPr>
+            <w:tcW w:type="dxa" w:w="1200"/>
+            <w:tcBorders>
+              <w:top w:val="single" w:color="000000" w:sz="4"/>
+              <w:left w:val="none" w:color="FFFFFF" w:sz="0"/>
+              <w:bottom w:val="single" w:color="000000" w:sz="4"/>
+              <w:right w:val="none" w:color="FFFFFF" w:sz="0"/>
+            </w:tcBorders>
+            <w:shd w:fill="FFFFFF" w:color="auto" w:val="clear"/>
+            <w:tcMar>
+              <w:top w:type="dxa" w:w="40"/>
+              <w:left w:type="dxa" w:w="80"/>
+              <w:bottom w:type="dxa" w:w="40"/>
+              <w:right w:type="dxa" w:w="80"/>
+            </w:tcMar>
+          </w:tcPr>
+          <w:p>
+            <w:pPr>
+              <w:spacing w:after="0" w:before="0" w:line="240"/>
+              <w:jc w:val="center"/>
+            </w:pPr>
+            <w:r>
+              <w:rPr>
+                <w:rFonts w:ascii="Times New Roman" w:cs="Times New Roman" w:eastAsia="Times New Roman" w:hAnsi="Times New Roman"/>
+                <w:b/>
+                <w:bCs/>
+                <w:sz w:val="20"/>
+                <w:szCs w:val="20"/>
+              </w:rPr>
+              <w:t xml:space="preserve">Neutral</w:t>
+            </w:r>
+          </w:p>
+        </w:tc>
+        <w:tc>
+          <w:tcPr>
+            <w:tcW w:type="dxa" w:w="1200"/>
+            <w:tcBorders>
+              <w:top w:val="single" w:color="000000" w:sz="4"/>
+              <w:left w:val="none" w:color="FFFFFF" w:sz="0"/>
+              <w:bottom w:val="single" w:color="000000" w:sz="4"/>
+              <w:right w:val="none" w:color="FFFFFF" w:sz="0"/>
+            </w:tcBorders>
+            <w:shd w:fill="FFFFFF" w:color="auto" w:val="clear"/>
+            <w:tcMar>
+              <w:top w:type="dxa" w:w="40"/>
+              <w:left w:type="dxa" w:w="80"/>
+              <w:bottom w:type="dxa" w:w="40"/>
+              <w:right w:type="dxa" w:w="80"/>
+            </w:tcMar>
+          </w:tcPr>
+          <w:p>
+            <w:pPr>
+              <w:spacing w:after="0" w:before="0" w:line="240"/>
+              <w:jc w:val="center"/>
+            </w:pPr>
+            <w:r>
+              <w:rPr>
+                <w:rFonts w:ascii="Times New Roman" w:cs="Times New Roman" w:eastAsia="Times New Roman" w:hAnsi="Times New Roman"/>
+                <w:b/>
+                <w:bCs/>
+                <w:sz w:val="20"/>
+                <w:szCs w:val="20"/>
+              </w:rPr>
+              <w:t xml:space="preserve">Loss</w:t>
+            </w:r>
+          </w:p>
+        </w:tc>
+        <w:tc>
+          <w:tcPr>
+            <w:tcW w:type="dxa" w:w="1300"/>
+            <w:tcBorders>
+              <w:top w:val="single" w:color="000000" w:sz="4"/>
+              <w:left w:val="none" w:color="FFFFFF" w:sz="0"/>
+              <w:bottom w:val="single" w:color="000000" w:sz="4"/>
+              <w:right w:val="none" w:color="FFFFFF" w:sz="0"/>
+            </w:tcBorders>
+            <w:shd w:fill="FFFFFF" w:color="auto" w:val="clear"/>
+            <w:tcMar>
+              <w:top w:type="dxa" w:w="40"/>
+              <w:left w:type="dxa" w:w="80"/>
+              <w:bottom w:type="dxa" w:w="40"/>
+              <w:right w:type="dxa" w:w="80"/>
+            </w:tcMar>
+          </w:tcPr>
+          <w:p>
+            <w:pPr>
+              <w:spacing w:after="0" w:before="0" w:line="240"/>
+              <w:jc w:val="center"/>
+            </w:pPr>
+            <w:r>
+              <w:rPr>
+                <w:rFonts w:ascii="Times New Roman" w:cs="Times New Roman" w:eastAsia="Times New Roman" w:hAnsi="Times New Roman"/>
+                <w:b/>
+                <w:bCs/>
+                <w:sz w:val="20"/>
+                <w:szCs w:val="20"/>
+              </w:rPr>
+              <w:t xml:space="preserve">Gain</w:t>
+            </w:r>
+          </w:p>
+        </w:tc>
+        <w:tc>
+          <w:tcPr>
+            <w:tcW w:type="dxa" w:w="1700"/>
+            <w:tcBorders>
+              <w:top w:val="single" w:color="000000" w:sz="4"/>
+              <w:left w:val="none" w:color="FFFFFF" w:sz="0"/>
+              <w:bottom w:val="single" w:color="000000" w:sz="4"/>
+              <w:right w:val="none" w:color="FFFFFF" w:sz="0"/>
+            </w:tcBorders>
+            <w:shd w:fill="FFFFFF" w:color="auto" w:val="clear"/>
+            <w:tcMar>
+              <w:top w:type="dxa" w:w="40"/>
+              <w:left w:type="dxa" w:w="80"/>
+              <w:bottom w:type="dxa" w:w="40"/>
+              <w:right w:type="dxa" w:w="80"/>
+            </w:tcMar>
+          </w:tcPr>
+          <w:p>
+            <w:pPr>
+              <w:spacing w:after="0" w:before="0" w:line="240"/>
+              <w:jc w:val="center"/>
+            </w:pPr>
+            <w:r>
+              <w:rPr>
+                <w:rFonts w:ascii="Times New Roman" w:cs="Times New Roman" w:eastAsia="Times New Roman" w:hAnsi="Times New Roman"/>
+                <w:b/>
+                <w:bCs/>
+                <w:sz w:val="20"/>
+                <w:szCs w:val="20"/>
+              </w:rPr>
+              <w:t xml:space="preserve">Neutral + target</w:t>
+            </w:r>
+          </w:p>
+        </w:tc>
+        <w:tc>
+          <w:tcPr>
+            <w:tcW w:type="dxa" w:w="1460"/>
+            <w:tcBorders>
+              <w:top w:val="single" w:color="000000" w:sz="4"/>
+              <w:left w:val="none" w:color="FFFFFF" w:sz="0"/>
+              <w:bottom w:val="single" w:color="000000" w:sz="4"/>
+              <w:right w:val="none" w:color="FFFFFF" w:sz="0"/>
+            </w:tcBorders>
+            <w:shd w:fill="FFFFFF" w:color="auto" w:val="clear"/>
+            <w:tcMar>
+              <w:top w:type="dxa" w:w="40"/>
+              <w:left w:type="dxa" w:w="80"/>
+              <w:bottom w:type="dxa" w:w="40"/>
+              <w:right w:type="dxa" w:w="80"/>
+            </w:tcMar>
+          </w:tcPr>
+          <w:p>
+            <w:pPr>
+              <w:spacing w:after="0" w:before="0" w:line="240"/>
+              <w:jc w:val="center"/>
+            </w:pPr>
+            <w:r>
+              <w:rPr>
+                <w:rFonts w:ascii="Times New Roman" w:cs="Times New Roman" w:eastAsia="Times New Roman" w:hAnsi="Times New Roman"/>
+                <w:b/>
+                <w:bCs/>
+                <w:sz w:val="20"/>
+                <w:szCs w:val="20"/>
+              </w:rPr>
+              <w:t xml:space="preserve">Loss + target</w:t>
+            </w:r>
+          </w:p>
+        </w:tc>
+      </w:tr>
+      <w:tr>
+        <w:trPr>
+          <w:cantSplit/>
+          <w:tblHeader w:val="off"/>
+        </w:trPr>
+        <w:tc>
+          <w:tcPr>
+            <w:tcW w:type="dxa" w:w="2500"/>
+            <w:tcBorders>
+              <w:top w:val="none" w:color="FFFFFF" w:sz="0"/>
+              <w:left w:val="none" w:color="FFFFFF" w:sz="0"/>
+              <w:bottom w:val="none" w:color="FFFFFF" w:sz="0"/>
+              <w:right w:val="none" w:color="FFFFFF" w:sz="0"/>
+            </w:tcBorders>
+            <w:shd w:fill="FFFFFF" w:color="auto" w:val="clear"/>
+            <w:tcMar>
+              <w:top w:type="dxa" w:w="40"/>
+              <w:left w:type="dxa" w:w="80"/>
+              <w:bottom w:type="dxa" w:w="40"/>
+              <w:right w:type="dxa" w:w="80"/>
+            </w:tcMar>
+          </w:tcPr>
+          <w:p>
+            <w:pPr>
+              <w:spacing w:after="0" w:before="0" w:line="240"/>
+              <w:jc w:val="left"/>
+            </w:pPr>
+            <w:r>
+              <w:rPr>
+                <w:rFonts w:ascii="Times New Roman" w:cs="Times New Roman" w:eastAsia="Times New Roman" w:hAnsi="Times New Roman"/>
+                <w:sz w:val="20"/>
+                <w:szCs w:val="20"/>
+              </w:rPr>
+              <w:t xml:space="preserve">Target in the facts line</w:t>
+            </w:r>
+          </w:p>
+        </w:tc>
+        <w:tc>
+          <w:tcPr>
+            <w:tcW w:type="dxa" w:w="1200"/>
+            <w:tcBorders>
+              <w:top w:val="none" w:color="FFFFFF" w:sz="0"/>
+              <w:left w:val="none" w:color="FFFFFF" w:sz="0"/>
+              <w:bottom w:val="none" w:color="FFFFFF" w:sz="0"/>
+              <w:right w:val="none" w:color="FFFFFF" w:sz="0"/>
+            </w:tcBorders>
+            <w:shd w:fill="FFFFFF" w:color="auto" w:val="clear"/>
+            <w:tcMar>
+              <w:top w:type="dxa" w:w="40"/>
+              <w:left w:type="dxa" w:w="80"/>
+              <w:bottom w:type="dxa" w:w="40"/>
+              <w:right w:type="dxa" w:w="80"/>
+            </w:tcMar>
+          </w:tcPr>
+          <w:p>
+            <w:pPr>
+              <w:spacing w:after="0" w:before="0" w:line="240"/>
+              <w:jc w:val="center"/>
+            </w:pPr>
+            <w:r>
+              <w:rPr>
+                <w:rFonts w:ascii="Times New Roman" w:cs="Times New Roman" w:eastAsia="Times New Roman" w:hAnsi="Times New Roman"/>
+                <w:sz w:val="20"/>
+                <w:szCs w:val="20"/>
+              </w:rPr>
+              <w:t xml:space="preserve">18.3%</w:t>
+            </w:r>
+          </w:p>
+        </w:tc>
+        <w:tc>
+          <w:tcPr>
+            <w:tcW w:type="dxa" w:w="1200"/>
+            <w:tcBorders>
+              <w:top w:val="none" w:color="FFFFFF" w:sz="0"/>
+              <w:left w:val="none" w:color="FFFFFF" w:sz="0"/>
+              <w:bottom w:val="none" w:color="FFFFFF" w:sz="0"/>
+              <w:right w:val="none" w:color="FFFFFF" w:sz="0"/>
+            </w:tcBorders>
+            <w:shd w:fill="FFFFFF" w:color="auto" w:val="clear"/>
+            <w:tcMar>
+              <w:top w:type="dxa" w:w="40"/>
+              <w:left w:type="dxa" w:w="80"/>
+              <w:bottom w:type="dxa" w:w="40"/>
+              <w:right w:type="dxa" w:w="80"/>
+            </w:tcMar>
+          </w:tcPr>
+          <w:p>
+            <w:pPr>
+              <w:spacing w:after="0" w:before="0" w:line="240"/>
+              <w:jc w:val="center"/>
+            </w:pPr>
+            <w:r>
+              <w:rPr>
+                <w:rFonts w:ascii="Times New Roman" w:cs="Times New Roman" w:eastAsia="Times New Roman" w:hAnsi="Times New Roman"/>
+                <w:sz w:val="20"/>
+                <w:szCs w:val="20"/>
+              </w:rPr>
+              <w:t xml:space="preserve">2.9%</w:t>
+            </w:r>
+          </w:p>
+        </w:tc>
+        <w:tc>
+          <w:tcPr>
+            <w:tcW w:type="dxa" w:w="1300"/>
+            <w:tcBorders>
+              <w:top w:val="none" w:color="FFFFFF" w:sz="0"/>
+              <w:left w:val="none" w:color="FFFFFF" w:sz="0"/>
+              <w:bottom w:val="none" w:color="FFFFFF" w:sz="0"/>
+              <w:right w:val="none" w:color="FFFFFF" w:sz="0"/>
+            </w:tcBorders>
+            <w:shd w:fill="FFFFFF" w:color="auto" w:val="clear"/>
+            <w:tcMar>
+              <w:top w:type="dxa" w:w="40"/>
+              <w:left w:type="dxa" w:w="80"/>
+              <w:bottom w:type="dxa" w:w="40"/>
+              <w:right w:type="dxa" w:w="80"/>
+            </w:tcMar>
+          </w:tcPr>
+          <w:p>
+            <w:pPr>
+              <w:spacing w:after="0" w:before="0" w:line="240"/>
+              <w:jc w:val="center"/>
+            </w:pPr>
+            <w:r>
+              <w:rPr>
+                <w:rFonts w:ascii="Times New Roman" w:cs="Times New Roman" w:eastAsia="Times New Roman" w:hAnsi="Times New Roman"/>
+                <w:sz w:val="20"/>
+                <w:szCs w:val="20"/>
+              </w:rPr>
+              <w:t xml:space="preserve">32.1%</w:t>
+            </w:r>
+          </w:p>
+        </w:tc>
+        <w:tc>
+          <w:tcPr>
+            <w:tcW w:type="dxa" w:w="1700"/>
+            <w:tcBorders>
+              <w:top w:val="none" w:color="FFFFFF" w:sz="0"/>
+              <w:left w:val="none" w:color="FFFFFF" w:sz="0"/>
+              <w:bottom w:val="none" w:color="FFFFFF" w:sz="0"/>
+              <w:right w:val="none" w:color="FFFFFF" w:sz="0"/>
+            </w:tcBorders>
+            <w:shd w:fill="FFFFFF" w:color="auto" w:val="clear"/>
+            <w:tcMar>
+              <w:top w:type="dxa" w:w="40"/>
+              <w:left w:type="dxa" w:w="80"/>
+              <w:bottom w:type="dxa" w:w="40"/>
+              <w:right w:type="dxa" w:w="80"/>
+            </w:tcMar>
+          </w:tcPr>
+          <w:p>
+            <w:pPr>
+              <w:spacing w:after="0" w:before="0" w:line="240"/>
+              <w:jc w:val="center"/>
+            </w:pPr>
+            <w:r>
+              <w:rPr>
+                <w:rFonts w:ascii="Times New Roman" w:cs="Times New Roman" w:eastAsia="Times New Roman" w:hAnsi="Times New Roman"/>
+                <w:sz w:val="20"/>
+                <w:szCs w:val="20"/>
+              </w:rPr>
+              <w:t xml:space="preserve">18.8%</w:t>
+            </w:r>
+          </w:p>
+        </w:tc>
+        <w:tc>
+          <w:tcPr>
+            <w:tcW w:type="dxa" w:w="1460"/>
+            <w:tcBorders>
+              <w:top w:val="none" w:color="FFFFFF" w:sz="0"/>
+              <w:left w:val="none" w:color="FFFFFF" w:sz="0"/>
+              <w:bottom w:val="none" w:color="FFFFFF" w:sz="0"/>
+              <w:right w:val="none" w:color="FFFFFF" w:sz="0"/>
+            </w:tcBorders>
+            <w:shd w:fill="FFFFFF" w:color="auto" w:val="clear"/>
+            <w:tcMar>
+              <w:top w:type="dxa" w:w="40"/>
+              <w:left w:type="dxa" w:w="80"/>
+              <w:bottom w:type="dxa" w:w="40"/>
+              <w:right w:type="dxa" w:w="80"/>
+            </w:tcMar>
+          </w:tcPr>
+          <w:p>
+            <w:pPr>
+              <w:spacing w:after="0" w:before="0" w:line="240"/>
+              <w:jc w:val="center"/>
+            </w:pPr>
+            <w:r>
+              <w:rPr>
+                <w:rFonts w:ascii="Times New Roman" w:cs="Times New Roman" w:eastAsia="Times New Roman" w:hAnsi="Times New Roman"/>
+                <w:sz w:val="20"/>
+                <w:szCs w:val="20"/>
+              </w:rPr>
+              <w:t xml:space="preserve">12.5%</w:t>
+            </w:r>
+          </w:p>
+        </w:tc>
+      </w:tr>
+      <w:tr>
+        <w:trPr>
+          <w:cantSplit/>
+          <w:tblHeader w:val="off"/>
+        </w:trPr>
+        <w:tc>
+          <w:tcPr>
+            <w:tcW w:type="dxa" w:w="2500"/>
+            <w:tcBorders>
+              <w:top w:val="none" w:color="FFFFFF" w:sz="0"/>
+              <w:left w:val="none" w:color="FFFFFF" w:sz="0"/>
+              <w:bottom w:val="none" w:color="FFFFFF" w:sz="0"/>
+              <w:right w:val="none" w:color="FFFFFF" w:sz="0"/>
+            </w:tcBorders>
+            <w:shd w:fill="FFFFFF" w:color="auto" w:val="clear"/>
+            <w:tcMar>
+              <w:top w:type="dxa" w:w="40"/>
+              <w:left w:type="dxa" w:w="80"/>
+              <w:bottom w:type="dxa" w:w="40"/>
+              <w:right w:type="dxa" w:w="80"/>
+            </w:tcMar>
+          </w:tcPr>
+          <w:p>
+            <w:pPr>
+              <w:spacing w:after="0" w:before="0" w:line="240"/>
+              <w:jc w:val="left"/>
+            </w:pPr>
+            <w:r>
+              <w:rPr>
+                <w:rFonts w:ascii="Times New Roman" w:cs="Times New Roman" w:eastAsia="Times New Roman" w:hAnsi="Times New Roman"/>
+                <w:sz w:val="20"/>
+                <w:szCs w:val="20"/>
+              </w:rPr>
+              <w:t xml:space="preserve">Target not in the facts line</w:t>
+            </w:r>
+          </w:p>
+        </w:tc>
+        <w:tc>
+          <w:tcPr>
+            <w:tcW w:type="dxa" w:w="1200"/>
+            <w:tcBorders>
+              <w:top w:val="none" w:color="FFFFFF" w:sz="0"/>
+              <w:left w:val="none" w:color="FFFFFF" w:sz="0"/>
+              <w:bottom w:val="none" w:color="FFFFFF" w:sz="0"/>
+              <w:right w:val="none" w:color="FFFFFF" w:sz="0"/>
+            </w:tcBorders>
+            <w:shd w:fill="FFFFFF" w:color="auto" w:val="clear"/>
+            <w:tcMar>
+              <w:top w:type="dxa" w:w="40"/>
+              <w:left w:type="dxa" w:w="80"/>
+              <w:bottom w:type="dxa" w:w="40"/>
+              <w:right w:type="dxa" w:w="80"/>
+            </w:tcMar>
+          </w:tcPr>
+          <w:p>
+            <w:pPr>
+              <w:spacing w:after="0" w:before="0" w:line="240"/>
+              <w:jc w:val="center"/>
+            </w:pPr>
+            <w:r>
+              <w:rPr>
+                <w:rFonts w:ascii="Times New Roman" w:cs="Times New Roman" w:eastAsia="Times New Roman" w:hAnsi="Times New Roman"/>
+                <w:sz w:val="20"/>
+                <w:szCs w:val="20"/>
+              </w:rPr>
+              <w:t xml:space="preserve">0.2%</w:t>
+            </w:r>
+          </w:p>
+        </w:tc>
+        <w:tc>
+          <w:tcPr>
+            <w:tcW w:type="dxa" w:w="1200"/>
+            <w:tcBorders>
+              <w:top w:val="none" w:color="FFFFFF" w:sz="0"/>
+              <w:left w:val="none" w:color="FFFFFF" w:sz="0"/>
+              <w:bottom w:val="none" w:color="FFFFFF" w:sz="0"/>
+              <w:right w:val="none" w:color="FFFFFF" w:sz="0"/>
+            </w:tcBorders>
+            <w:shd w:fill="FFFFFF" w:color="auto" w:val="clear"/>
+            <w:tcMar>
+              <w:top w:type="dxa" w:w="40"/>
+              <w:left w:type="dxa" w:w="80"/>
+              <w:bottom w:type="dxa" w:w="40"/>
+              <w:right w:type="dxa" w:w="80"/>
+            </w:tcMar>
+          </w:tcPr>
+          <w:p>
+            <w:pPr>
+              <w:spacing w:after="0" w:before="0" w:line="240"/>
+              <w:jc w:val="center"/>
+            </w:pPr>
+            <w:r>
+              <w:rPr>
+                <w:rFonts w:ascii="Times New Roman" w:cs="Times New Roman" w:eastAsia="Times New Roman" w:hAnsi="Times New Roman"/>
+                <w:sz w:val="20"/>
+                <w:szCs w:val="20"/>
+              </w:rPr>
+              <w:t xml:space="preserve">0.2%</w:t>
+            </w:r>
+          </w:p>
+        </w:tc>
+        <w:tc>
+          <w:tcPr>
+            <w:tcW w:type="dxa" w:w="1300"/>
+            <w:tcBorders>
+              <w:top w:val="none" w:color="FFFFFF" w:sz="0"/>
+              <w:left w:val="none" w:color="FFFFFF" w:sz="0"/>
+              <w:bottom w:val="none" w:color="FFFFFF" w:sz="0"/>
+              <w:right w:val="none" w:color="FFFFFF" w:sz="0"/>
+            </w:tcBorders>
+            <w:shd w:fill="FFFFFF" w:color="auto" w:val="clear"/>
+            <w:tcMar>
+              <w:top w:type="dxa" w:w="40"/>
+              <w:left w:type="dxa" w:w="80"/>
+              <w:bottom w:type="dxa" w:w="40"/>
+              <w:right w:type="dxa" w:w="80"/>
+            </w:tcMar>
+          </w:tcPr>
+          <w:p>
+            <w:pPr>
+              <w:spacing w:after="0" w:before="0" w:line="240"/>
+              <w:jc w:val="center"/>
+            </w:pPr>
+            <w:r>
+              <w:rPr>
+                <w:rFonts w:ascii="Times New Roman" w:cs="Times New Roman" w:eastAsia="Times New Roman" w:hAnsi="Times New Roman"/>
+                <w:sz w:val="20"/>
+                <w:szCs w:val="20"/>
+              </w:rPr>
+              <w:t xml:space="preserve">21.0%</w:t>
+            </w:r>
+          </w:p>
+        </w:tc>
+        <w:tc>
+          <w:tcPr>
+            <w:tcW w:type="dxa" w:w="1700"/>
+            <w:tcBorders>
+              <w:top w:val="none" w:color="FFFFFF" w:sz="0"/>
+              <w:left w:val="none" w:color="FFFFFF" w:sz="0"/>
+              <w:bottom w:val="none" w:color="FFFFFF" w:sz="0"/>
+              <w:right w:val="none" w:color="FFFFFF" w:sz="0"/>
+            </w:tcBorders>
+            <w:shd w:fill="FFFFFF" w:color="auto" w:val="clear"/>
+            <w:tcMar>
+              <w:top w:type="dxa" w:w="40"/>
+              <w:left w:type="dxa" w:w="80"/>
+              <w:bottom w:type="dxa" w:w="40"/>
+              <w:right w:type="dxa" w:w="80"/>
+            </w:tcMar>
+          </w:tcPr>
+          <w:p>
+            <w:pPr>
+              <w:spacing w:after="0" w:before="0" w:line="240"/>
+              <w:jc w:val="center"/>
+            </w:pPr>
+            <w:r>
+              <w:rPr>
+                <w:rFonts w:ascii="Times New Roman" w:cs="Times New Roman" w:eastAsia="Times New Roman" w:hAnsi="Times New Roman"/>
+                <w:sz w:val="20"/>
+                <w:szCs w:val="20"/>
+              </w:rPr>
+              <w:t xml:space="preserve">7.1%</w:t>
+            </w:r>
+          </w:p>
+        </w:tc>
+        <w:tc>
+          <w:tcPr>
+            <w:tcW w:type="dxa" w:w="1460"/>
+            <w:tcBorders>
+              <w:top w:val="none" w:color="FFFFFF" w:sz="0"/>
+              <w:left w:val="none" w:color="FFFFFF" w:sz="0"/>
+              <w:bottom w:val="none" w:color="FFFFFF" w:sz="0"/>
+              <w:right w:val="none" w:color="FFFFFF" w:sz="0"/>
+            </w:tcBorders>
+            <w:shd w:fill="FFFFFF" w:color="auto" w:val="clear"/>
+            <w:tcMar>
+              <w:top w:type="dxa" w:w="40"/>
+              <w:left w:type="dxa" w:w="80"/>
+              <w:bottom w:type="dxa" w:w="40"/>
+              <w:right w:type="dxa" w:w="80"/>
+            </w:tcMar>
+          </w:tcPr>
+          <w:p>
+            <w:pPr>
+              <w:spacing w:after="0" w:before="0" w:line="240"/>
+              <w:jc w:val="center"/>
+            </w:pPr>
+            <w:r>
+              <w:rPr>
+                <w:rFonts w:ascii="Times New Roman" w:cs="Times New Roman" w:eastAsia="Times New Roman" w:hAnsi="Times New Roman"/>
+                <w:sz w:val="20"/>
+                <w:szCs w:val="20"/>
+              </w:rPr>
+              <w:t xml:space="preserve">6.2%</w:t>
+            </w:r>
+          </w:p>
+        </w:tc>
+      </w:tr>
+    </w:tbl>
+    <w:p>
+      <w:pPr>
+        <w:spacing w:after="240" w:before="60" w:line="240"/>
+      </w:pPr>
+      <w:r>
+        <w:rPr>
+          <w:rFonts w:ascii="Times New Roman" w:cs="Times New Roman" w:eastAsia="Times New Roman" w:hAnsi="Times New Roman"/>
+          <w:i/>
+          <w:iCs/>
+          <w:sz w:val="20"/>
+          <w:szCs w:val="20"/>
+        </w:rPr>
+        <w:t xml:space="preserve">Note.</w:t>
+      </w:r>
+      <w:r>
+        <w:rPr>
+          <w:rFonts w:ascii="Times New Roman" w:cs="Times New Roman" w:eastAsia="Times New Roman" w:hAnsi="Times New Roman"/>
+          <w:sz w:val="20"/>
+          <w:szCs w:val="20"/>
+        </w:rPr>
+        <w:t xml:space="preserve"> The gain frame and the two target frames state the target in the headline.</w:t>
+      </w:r>
+    </w:p>
+    <w:p>
+      <w:pPr>
+        <w:keepNext/>
+        <w:spacing w:after="0" w:before="0" w:line="480"/>
+      </w:pPr>
+      <w:r>
+        <w:rPr>
+          <w:rFonts w:ascii="Times New Roman" w:cs="Times New Roman" w:eastAsia="Times New Roman" w:hAnsi="Times New Roman"/>
+          <w:b/>
+          <w:bCs/>
+          <w:sz w:val="24"/>
+          <w:szCs w:val="24"/>
+        </w:rPr>
+        <w:t xml:space="preserve">Table F3.</w:t>
+      </w:r>
+      <w:r>
+        <w:rPr>
+          <w:rFonts w:ascii="Times New Roman" w:cs="Times New Roman" w:eastAsia="Times New Roman" w:hAnsi="Times New Roman"/>
+          <w:sz w:val="24"/>
+          <w:szCs w:val="24"/>
+        </w:rPr>
+        <w:t xml:space="preserve"> Study 6: Gemini 2.5 Flash-Lite, contrasts in percentage points with 95% intervals over wordings.</w:t>
+      </w:r>
+    </w:p>
+    <w:tbl>
+      <w:tblPr>
+        <w:tblW w:type="dxa" w:w="9360"/>
+        <w:tblBorders>
+          <w:top w:val="single" w:color="auto" w:sz="4"/>
+          <w:left w:val="single" w:color="auto" w:sz="4"/>
+          <w:bottom w:val="single" w:color="auto" w:sz="4"/>
+          <w:right w:val="single" w:color="auto" w:sz="4"/>
+          <w:insideH w:val="single" w:color="auto" w:sz="4"/>
+          <w:insideV w:val="single" w:color="auto" w:sz="4"/>
+        </w:tblBorders>
+      </w:tblPr>
+      <w:tblGrid>
+        <w:gridCol w:w="4300"/>
+        <w:gridCol w:w="2530"/>
+        <w:gridCol w:w="2530"/>
+      </w:tblGrid>
+      <w:tr>
+        <w:trPr>
+          <w:cantSplit/>
+          <w:tblHeader/>
+        </w:trPr>
+        <w:tc>
+          <w:tcPr>
+            <w:tcW w:type="dxa" w:w="4300"/>
+            <w:tcBorders>
+              <w:top w:val="single" w:color="000000" w:sz="4"/>
+              <w:left w:val="none" w:color="FFFFFF" w:sz="0"/>
+              <w:bottom w:val="single" w:color="000000" w:sz="4"/>
+              <w:right w:val="none" w:color="FFFFFF" w:sz="0"/>
+            </w:tcBorders>
+            <w:shd w:fill="FFFFFF" w:color="auto" w:val="clear"/>
+            <w:tcMar>
+              <w:top w:type="dxa" w:w="40"/>
+              <w:left w:type="dxa" w:w="80"/>
+              <w:bottom w:type="dxa" w:w="40"/>
+              <w:right w:type="dxa" w:w="80"/>
+            </w:tcMar>
+          </w:tcPr>
+          <w:p>
+            <w:pPr>
+              <w:spacing w:after="0" w:before="0" w:line="240"/>
+              <w:jc w:val="left"/>
+            </w:pPr>
+            <w:r>
+              <w:rPr>
+                <w:rFonts w:ascii="Times New Roman" w:cs="Times New Roman" w:eastAsia="Times New Roman" w:hAnsi="Times New Roman"/>
+                <w:b/>
+                <w:bCs/>
+                <w:sz w:val="20"/>
+                <w:szCs w:val="20"/>
+              </w:rPr>
+              <w:t xml:space="preserve">Contrast</w:t>
+            </w:r>
+          </w:p>
+        </w:tc>
+        <w:tc>
+          <w:tcPr>
+            <w:tcW w:type="dxa" w:w="2530"/>
+            <w:tcBorders>
+              <w:top w:val="single" w:color="000000" w:sz="4"/>
+              <w:left w:val="none" w:color="FFFFFF" w:sz="0"/>
+              <w:bottom w:val="single" w:color="000000" w:sz="4"/>
+              <w:right w:val="none" w:color="FFFFFF" w:sz="0"/>
+            </w:tcBorders>
+            <w:shd w:fill="FFFFFF" w:color="auto" w:val="clear"/>
+            <w:tcMar>
+              <w:top w:type="dxa" w:w="40"/>
+              <w:left w:type="dxa" w:w="80"/>
+              <w:bottom w:type="dxa" w:w="40"/>
+              <w:right w:type="dxa" w:w="80"/>
+            </w:tcMar>
+          </w:tcPr>
+          <w:p>
+            <w:pPr>
+              <w:spacing w:after="0" w:before="0" w:line="240"/>
+              <w:jc w:val="center"/>
+            </w:pPr>
+            <w:r>
+              <w:rPr>
+                <w:rFonts w:ascii="Times New Roman" w:cs="Times New Roman" w:eastAsia="Times New Roman" w:hAnsi="Times New Roman"/>
+                <w:b/>
+                <w:bCs/>
+                <w:sz w:val="20"/>
+                <w:szCs w:val="20"/>
+              </w:rPr>
+              <w:t xml:space="preserve">Target in the facts line</w:t>
+            </w:r>
+          </w:p>
+        </w:tc>
+        <w:tc>
+          <w:tcPr>
+            <w:tcW w:type="dxa" w:w="2530"/>
+            <w:tcBorders>
+              <w:top w:val="single" w:color="000000" w:sz="4"/>
+              <w:left w:val="none" w:color="FFFFFF" w:sz="0"/>
+              <w:bottom w:val="single" w:color="000000" w:sz="4"/>
+              <w:right w:val="none" w:color="FFFFFF" w:sz="0"/>
+            </w:tcBorders>
+            <w:shd w:fill="FFFFFF" w:color="auto" w:val="clear"/>
+            <w:tcMar>
+              <w:top w:type="dxa" w:w="40"/>
+              <w:left w:type="dxa" w:w="80"/>
+              <w:bottom w:type="dxa" w:w="40"/>
+              <w:right w:type="dxa" w:w="80"/>
+            </w:tcMar>
+          </w:tcPr>
+          <w:p>
+            <w:pPr>
+              <w:spacing w:after="0" w:before="0" w:line="240"/>
+              <w:jc w:val="center"/>
+            </w:pPr>
+            <w:r>
+              <w:rPr>
+                <w:rFonts w:ascii="Times New Roman" w:cs="Times New Roman" w:eastAsia="Times New Roman" w:hAnsi="Times New Roman"/>
+                <w:b/>
+                <w:bCs/>
+                <w:sz w:val="20"/>
+                <w:szCs w:val="20"/>
+              </w:rPr>
+              <w:t xml:space="preserve">Target not in the facts line</w:t>
+            </w:r>
+          </w:p>
+        </w:tc>
+      </w:tr>
+      <w:tr>
+        <w:trPr>
+          <w:cantSplit/>
+          <w:tblHeader w:val="off"/>
+        </w:trPr>
+        <w:tc>
+          <w:tcPr>
+            <w:tcW w:type="dxa" w:w="4300"/>
+            <w:tcBorders>
+              <w:top w:val="none" w:color="FFFFFF" w:sz="0"/>
+              <w:left w:val="none" w:color="FFFFFF" w:sz="0"/>
+              <w:bottom w:val="none" w:color="FFFFFF" w:sz="0"/>
+              <w:right w:val="none" w:color="FFFFFF" w:sz="0"/>
+            </w:tcBorders>
+            <w:shd w:fill="FFFFFF" w:color="auto" w:val="clear"/>
+            <w:tcMar>
+              <w:top w:type="dxa" w:w="40"/>
+              <w:left w:type="dxa" w:w="80"/>
+              <w:bottom w:type="dxa" w:w="40"/>
+              <w:right w:type="dxa" w:w="80"/>
+            </w:tcMar>
+          </w:tcPr>
+          <w:p>
+            <w:pPr>
+              <w:spacing w:after="0" w:before="0" w:line="240"/>
+              <w:jc w:val="left"/>
+            </w:pPr>
+            <w:r>
+              <w:rPr>
+                <w:rFonts w:ascii="Times New Roman" w:cs="Times New Roman" w:eastAsia="Times New Roman" w:hAnsi="Times New Roman"/>
+                <w:sz w:val="20"/>
+                <w:szCs w:val="20"/>
+              </w:rPr>
+              <w:t xml:space="preserve">Goal effect, neutral wording (neutral + target minus neutral)</w:t>
+            </w:r>
+          </w:p>
+        </w:tc>
+        <w:tc>
+          <w:tcPr>
+            <w:tcW w:type="dxa" w:w="2530"/>
+            <w:tcBorders>
+              <w:top w:val="none" w:color="FFFFFF" w:sz="0"/>
+              <w:left w:val="none" w:color="FFFFFF" w:sz="0"/>
+              <w:bottom w:val="none" w:color="FFFFFF" w:sz="0"/>
+              <w:right w:val="none" w:color="FFFFFF" w:sz="0"/>
+            </w:tcBorders>
+            <w:shd w:fill="FFFFFF" w:color="auto" w:val="clear"/>
+            <w:tcMar>
+              <w:top w:type="dxa" w:w="40"/>
+              <w:left w:type="dxa" w:w="80"/>
+              <w:bottom w:type="dxa" w:w="40"/>
+              <w:right w:type="dxa" w:w="80"/>
+            </w:tcMar>
+          </w:tcPr>
+          <w:p>
+            <w:pPr>
+              <w:spacing w:after="0" w:before="0" w:line="240"/>
+              <w:jc w:val="center"/>
+            </w:pPr>
+            <w:r>
+              <w:rPr>
+                <w:rFonts w:ascii="Times New Roman" w:cs="Times New Roman" w:eastAsia="Times New Roman" w:hAnsi="Times New Roman"/>
+                <w:sz w:val="20"/>
+                <w:szCs w:val="20"/>
+              </w:rPr>
+              <w:t xml:space="preserve">+0.4 [-10.2, +11.9]</w:t>
+            </w:r>
+          </w:p>
+        </w:tc>
+        <w:tc>
+          <w:tcPr>
+            <w:tcW w:type="dxa" w:w="2530"/>
+            <w:tcBorders>
+              <w:top w:val="none" w:color="FFFFFF" w:sz="0"/>
+              <w:left w:val="none" w:color="FFFFFF" w:sz="0"/>
+              <w:bottom w:val="none" w:color="FFFFFF" w:sz="0"/>
+              <w:right w:val="none" w:color="FFFFFF" w:sz="0"/>
+            </w:tcBorders>
+            <w:shd w:fill="FFFFFF" w:color="auto" w:val="clear"/>
+            <w:tcMar>
+              <w:top w:type="dxa" w:w="40"/>
+              <w:left w:type="dxa" w:w="80"/>
+              <w:bottom w:type="dxa" w:w="40"/>
+              <w:right w:type="dxa" w:w="80"/>
+            </w:tcMar>
+          </w:tcPr>
+          <w:p>
+            <w:pPr>
+              <w:spacing w:after="0" w:before="0" w:line="240"/>
+              <w:jc w:val="center"/>
+            </w:pPr>
+            <w:r>
+              <w:rPr>
+                <w:rFonts w:ascii="Times New Roman" w:cs="Times New Roman" w:eastAsia="Times New Roman" w:hAnsi="Times New Roman"/>
+                <w:sz w:val="20"/>
+                <w:szCs w:val="20"/>
+              </w:rPr>
+              <w:t xml:space="preserve">+6.9 [+0.2, +18.1]</w:t>
+            </w:r>
+          </w:p>
+        </w:tc>
+      </w:tr>
+      <w:tr>
+        <w:trPr>
+          <w:cantSplit/>
+          <w:tblHeader w:val="off"/>
+        </w:trPr>
+        <w:tc>
+          <w:tcPr>
+            <w:tcW w:type="dxa" w:w="4300"/>
+            <w:tcBorders>
+              <w:top w:val="none" w:color="FFFFFF" w:sz="0"/>
+              <w:left w:val="none" w:color="FFFFFF" w:sz="0"/>
+              <w:bottom w:val="none" w:color="FFFFFF" w:sz="0"/>
+              <w:right w:val="none" w:color="FFFFFF" w:sz="0"/>
+            </w:tcBorders>
+            <w:shd w:fill="FFFFFF" w:color="auto" w:val="clear"/>
+            <w:tcMar>
+              <w:top w:type="dxa" w:w="40"/>
+              <w:left w:type="dxa" w:w="80"/>
+              <w:bottom w:type="dxa" w:w="40"/>
+              <w:right w:type="dxa" w:w="80"/>
+            </w:tcMar>
+          </w:tcPr>
+          <w:p>
+            <w:pPr>
+              <w:spacing w:after="0" w:before="0" w:line="240"/>
+              <w:jc w:val="left"/>
+            </w:pPr>
+            <w:r>
+              <w:rPr>
+                <w:rFonts w:ascii="Times New Roman" w:cs="Times New Roman" w:eastAsia="Times New Roman" w:hAnsi="Times New Roman"/>
+                <w:sz w:val="20"/>
+                <w:szCs w:val="20"/>
+              </w:rPr>
+              <w:t xml:space="preserve">Goal effect, loss wording (loss + target minus loss)</w:t>
+            </w:r>
+          </w:p>
+        </w:tc>
+        <w:tc>
+          <w:tcPr>
+            <w:tcW w:type="dxa" w:w="2530"/>
+            <w:tcBorders>
+              <w:top w:val="none" w:color="FFFFFF" w:sz="0"/>
+              <w:left w:val="none" w:color="FFFFFF" w:sz="0"/>
+              <w:bottom w:val="none" w:color="FFFFFF" w:sz="0"/>
+              <w:right w:val="none" w:color="FFFFFF" w:sz="0"/>
+            </w:tcBorders>
+            <w:shd w:fill="FFFFFF" w:color="auto" w:val="clear"/>
+            <w:tcMar>
+              <w:top w:type="dxa" w:w="40"/>
+              <w:left w:type="dxa" w:w="80"/>
+              <w:bottom w:type="dxa" w:w="40"/>
+              <w:right w:type="dxa" w:w="80"/>
+            </w:tcMar>
+          </w:tcPr>
+          <w:p>
+            <w:pPr>
+              <w:spacing w:after="0" w:before="0" w:line="240"/>
+              <w:jc w:val="center"/>
+            </w:pPr>
+            <w:r>
+              <w:rPr>
+                <w:rFonts w:ascii="Times New Roman" w:cs="Times New Roman" w:eastAsia="Times New Roman" w:hAnsi="Times New Roman"/>
+                <w:sz w:val="20"/>
+                <w:szCs w:val="20"/>
+              </w:rPr>
+              <w:t xml:space="preserve">+9.6 [+1.0, +21.3]</w:t>
+            </w:r>
+          </w:p>
+        </w:tc>
+        <w:tc>
+          <w:tcPr>
+            <w:tcW w:type="dxa" w:w="2530"/>
+            <w:tcBorders>
+              <w:top w:val="none" w:color="FFFFFF" w:sz="0"/>
+              <w:left w:val="none" w:color="FFFFFF" w:sz="0"/>
+              <w:bottom w:val="none" w:color="FFFFFF" w:sz="0"/>
+              <w:right w:val="none" w:color="FFFFFF" w:sz="0"/>
+            </w:tcBorders>
+            <w:shd w:fill="FFFFFF" w:color="auto" w:val="clear"/>
+            <w:tcMar>
+              <w:top w:type="dxa" w:w="40"/>
+              <w:left w:type="dxa" w:w="80"/>
+              <w:bottom w:type="dxa" w:w="40"/>
+              <w:right w:type="dxa" w:w="80"/>
+            </w:tcMar>
+          </w:tcPr>
+          <w:p>
+            <w:pPr>
+              <w:spacing w:after="0" w:before="0" w:line="240"/>
+              <w:jc w:val="center"/>
+            </w:pPr>
+            <w:r>
+              <w:rPr>
+                <w:rFonts w:ascii="Times New Roman" w:cs="Times New Roman" w:eastAsia="Times New Roman" w:hAnsi="Times New Roman"/>
+                <w:sz w:val="20"/>
+                <w:szCs w:val="20"/>
+              </w:rPr>
+              <w:t xml:space="preserve">+6.0 [+1.5, +12.7]</w:t>
+            </w:r>
+          </w:p>
+        </w:tc>
+      </w:tr>
+      <w:tr>
+        <w:trPr>
+          <w:cantSplit/>
+          <w:tblHeader w:val="off"/>
+        </w:trPr>
+        <w:tc>
+          <w:tcPr>
+            <w:tcW w:type="dxa" w:w="4300"/>
+            <w:tcBorders>
+              <w:top w:val="none" w:color="FFFFFF" w:sz="0"/>
+              <w:left w:val="none" w:color="FFFFFF" w:sz="0"/>
+              <w:bottom w:val="none" w:color="FFFFFF" w:sz="0"/>
+              <w:right w:val="none" w:color="FFFFFF" w:sz="0"/>
+            </w:tcBorders>
+            <w:shd w:fill="FFFFFF" w:color="auto" w:val="clear"/>
+            <w:tcMar>
+              <w:top w:type="dxa" w:w="40"/>
+              <w:left w:type="dxa" w:w="80"/>
+              <w:bottom w:type="dxa" w:w="40"/>
+              <w:right w:type="dxa" w:w="80"/>
+            </w:tcMar>
+          </w:tcPr>
+          <w:p>
+            <w:pPr>
+              <w:spacing w:after="0" w:before="0" w:line="240"/>
+              <w:jc w:val="left"/>
+            </w:pPr>
+            <w:r>
+              <w:rPr>
+                <w:rFonts w:ascii="Times New Roman" w:cs="Times New Roman" w:eastAsia="Times New Roman" w:hAnsi="Times New Roman"/>
+                <w:sz w:val="20"/>
+                <w:szCs w:val="20"/>
+              </w:rPr>
+              <w:t xml:space="preserve">Valence without target (loss minus neutral)</w:t>
+            </w:r>
+          </w:p>
+        </w:tc>
+        <w:tc>
+          <w:tcPr>
+            <w:tcW w:type="dxa" w:w="2530"/>
+            <w:tcBorders>
+              <w:top w:val="none" w:color="FFFFFF" w:sz="0"/>
+              <w:left w:val="none" w:color="FFFFFF" w:sz="0"/>
+              <w:bottom w:val="none" w:color="FFFFFF" w:sz="0"/>
+              <w:right w:val="none" w:color="FFFFFF" w:sz="0"/>
+            </w:tcBorders>
+            <w:shd w:fill="FFFFFF" w:color="auto" w:val="clear"/>
+            <w:tcMar>
+              <w:top w:type="dxa" w:w="40"/>
+              <w:left w:type="dxa" w:w="80"/>
+              <w:bottom w:type="dxa" w:w="40"/>
+              <w:right w:type="dxa" w:w="80"/>
+            </w:tcMar>
+          </w:tcPr>
+          <w:p>
+            <w:pPr>
+              <w:spacing w:after="0" w:before="0" w:line="240"/>
+              <w:jc w:val="center"/>
+            </w:pPr>
+            <w:r>
+              <w:rPr>
+                <w:rFonts w:ascii="Times New Roman" w:cs="Times New Roman" w:eastAsia="Times New Roman" w:hAnsi="Times New Roman"/>
+                <w:sz w:val="20"/>
+                <w:szCs w:val="20"/>
+              </w:rPr>
+              <w:t xml:space="preserve">-15.4 [-29.4, -4.0]</w:t>
+            </w:r>
+          </w:p>
+        </w:tc>
+        <w:tc>
+          <w:tcPr>
+            <w:tcW w:type="dxa" w:w="2530"/>
+            <w:tcBorders>
+              <w:top w:val="none" w:color="FFFFFF" w:sz="0"/>
+              <w:left w:val="none" w:color="FFFFFF" w:sz="0"/>
+              <w:bottom w:val="none" w:color="FFFFFF" w:sz="0"/>
+              <w:right w:val="none" w:color="FFFFFF" w:sz="0"/>
+            </w:tcBorders>
+            <w:shd w:fill="FFFFFF" w:color="auto" w:val="clear"/>
+            <w:tcMar>
+              <w:top w:type="dxa" w:w="40"/>
+              <w:left w:type="dxa" w:w="80"/>
+              <w:bottom w:type="dxa" w:w="40"/>
+              <w:right w:type="dxa" w:w="80"/>
+            </w:tcMar>
+          </w:tcPr>
+          <w:p>
+            <w:pPr>
+              <w:spacing w:after="0" w:before="0" w:line="240"/>
+              <w:jc w:val="center"/>
+            </w:pPr>
+            <w:r>
+              <w:rPr>
+                <w:rFonts w:ascii="Times New Roman" w:cs="Times New Roman" w:eastAsia="Times New Roman" w:hAnsi="Times New Roman"/>
+                <w:sz w:val="20"/>
+                <w:szCs w:val="20"/>
+              </w:rPr>
+              <w:t xml:space="preserve">+0.0 [-0.6, +0.6]</w:t>
+            </w:r>
+          </w:p>
+        </w:tc>
+      </w:tr>
+      <w:tr>
+        <w:trPr>
+          <w:cantSplit/>
+          <w:tblHeader w:val="off"/>
+        </w:trPr>
+        <w:tc>
+          <w:tcPr>
+            <w:tcW w:type="dxa" w:w="4300"/>
+            <w:tcBorders>
+              <w:top w:val="none" w:color="FFFFFF" w:sz="0"/>
+              <w:left w:val="none" w:color="FFFFFF" w:sz="0"/>
+              <w:bottom w:val="none" w:color="FFFFFF" w:sz="0"/>
+              <w:right w:val="none" w:color="FFFFFF" w:sz="0"/>
+            </w:tcBorders>
+            <w:shd w:fill="FFFFFF" w:color="auto" w:val="clear"/>
+            <w:tcMar>
+              <w:top w:type="dxa" w:w="40"/>
+              <w:left w:type="dxa" w:w="80"/>
+              <w:bottom w:type="dxa" w:w="40"/>
+              <w:right w:type="dxa" w:w="80"/>
+            </w:tcMar>
+          </w:tcPr>
+          <w:p>
+            <w:pPr>
+              <w:spacing w:after="0" w:before="0" w:line="240"/>
+              <w:jc w:val="left"/>
+            </w:pPr>
+            <w:r>
+              <w:rPr>
+                <w:rFonts w:ascii="Times New Roman" w:cs="Times New Roman" w:eastAsia="Times New Roman" w:hAnsi="Times New Roman"/>
+                <w:sz w:val="20"/>
+                <w:szCs w:val="20"/>
+              </w:rPr>
+              <w:t xml:space="preserve">Valence with target (loss + target minus neutral + target)</w:t>
+            </w:r>
+          </w:p>
+        </w:tc>
+        <w:tc>
+          <w:tcPr>
+            <w:tcW w:type="dxa" w:w="2530"/>
+            <w:tcBorders>
+              <w:top w:val="none" w:color="FFFFFF" w:sz="0"/>
+              <w:left w:val="none" w:color="FFFFFF" w:sz="0"/>
+              <w:bottom w:val="none" w:color="FFFFFF" w:sz="0"/>
+              <w:right w:val="none" w:color="FFFFFF" w:sz="0"/>
+            </w:tcBorders>
+            <w:shd w:fill="FFFFFF" w:color="auto" w:val="clear"/>
+            <w:tcMar>
+              <w:top w:type="dxa" w:w="40"/>
+              <w:left w:type="dxa" w:w="80"/>
+              <w:bottom w:type="dxa" w:w="40"/>
+              <w:right w:type="dxa" w:w="80"/>
+            </w:tcMar>
+          </w:tcPr>
+          <w:p>
+            <w:pPr>
+              <w:spacing w:after="0" w:before="0" w:line="240"/>
+              <w:jc w:val="center"/>
+            </w:pPr>
+            <w:r>
+              <w:rPr>
+                <w:rFonts w:ascii="Times New Roman" w:cs="Times New Roman" w:eastAsia="Times New Roman" w:hAnsi="Times New Roman"/>
+                <w:sz w:val="20"/>
+                <w:szCs w:val="20"/>
+              </w:rPr>
+              <w:t xml:space="preserve">-6.2 [-17.3, +5.4]</w:t>
+            </w:r>
+          </w:p>
+        </w:tc>
+        <w:tc>
+          <w:tcPr>
+            <w:tcW w:type="dxa" w:w="2530"/>
+            <w:tcBorders>
+              <w:top w:val="none" w:color="FFFFFF" w:sz="0"/>
+              <w:left w:val="none" w:color="FFFFFF" w:sz="0"/>
+              <w:bottom w:val="none" w:color="FFFFFF" w:sz="0"/>
+              <w:right w:val="none" w:color="FFFFFF" w:sz="0"/>
+            </w:tcBorders>
+            <w:shd w:fill="FFFFFF" w:color="auto" w:val="clear"/>
+            <w:tcMar>
+              <w:top w:type="dxa" w:w="40"/>
+              <w:left w:type="dxa" w:w="80"/>
+              <w:bottom w:type="dxa" w:w="40"/>
+              <w:right w:type="dxa" w:w="80"/>
+            </w:tcMar>
+          </w:tcPr>
+          <w:p>
+            <w:pPr>
+              <w:spacing w:after="0" w:before="0" w:line="240"/>
+              <w:jc w:val="center"/>
+            </w:pPr>
+            <w:r>
+              <w:rPr>
+                <w:rFonts w:ascii="Times New Roman" w:cs="Times New Roman" w:eastAsia="Times New Roman" w:hAnsi="Times New Roman"/>
+                <w:sz w:val="20"/>
+                <w:szCs w:val="20"/>
+              </w:rPr>
+              <w:t xml:space="preserve">-0.8 [-14.4, +9.8]</w:t>
+            </w:r>
+          </w:p>
+        </w:tc>
+      </w:tr>
+      <w:tr>
+        <w:trPr>
+          <w:cantSplit/>
+          <w:tblHeader w:val="off"/>
+        </w:trPr>
+        <w:tc>
+          <w:tcPr>
+            <w:tcW w:type="dxa" w:w="4300"/>
+            <w:tcBorders>
+              <w:top w:val="none" w:color="FFFFFF" w:sz="0"/>
+              <w:left w:val="none" w:color="FFFFFF" w:sz="0"/>
+              <w:bottom w:val="none" w:color="FFFFFF" w:sz="0"/>
+              <w:right w:val="none" w:color="FFFFFF" w:sz="0"/>
+            </w:tcBorders>
+            <w:shd w:fill="FFFFFF" w:color="auto" w:val="clear"/>
+            <w:tcMar>
+              <w:top w:type="dxa" w:w="40"/>
+              <w:left w:type="dxa" w:w="80"/>
+              <w:bottom w:type="dxa" w:w="40"/>
+              <w:right w:type="dxa" w:w="80"/>
+            </w:tcMar>
+          </w:tcPr>
+          <w:p>
+            <w:pPr>
+              <w:spacing w:after="0" w:before="0" w:line="240"/>
+              <w:jc w:val="left"/>
+            </w:pPr>
+            <w:r>
+              <w:rPr>
+                <w:rFonts w:ascii="Times New Roman" w:cs="Times New Roman" w:eastAsia="Times New Roman" w:hAnsi="Times New Roman"/>
+                <w:sz w:val="20"/>
+                <w:szCs w:val="20"/>
+              </w:rPr>
+              <w:t xml:space="preserve">Interaction (valence with target minus without)</w:t>
+            </w:r>
+          </w:p>
+        </w:tc>
+        <w:tc>
+          <w:tcPr>
+            <w:tcW w:type="dxa" w:w="2530"/>
+            <w:tcBorders>
+              <w:top w:val="none" w:color="FFFFFF" w:sz="0"/>
+              <w:left w:val="none" w:color="FFFFFF" w:sz="0"/>
+              <w:bottom w:val="none" w:color="FFFFFF" w:sz="0"/>
+              <w:right w:val="none" w:color="FFFFFF" w:sz="0"/>
+            </w:tcBorders>
+            <w:shd w:fill="FFFFFF" w:color="auto" w:val="clear"/>
+            <w:tcMar>
+              <w:top w:type="dxa" w:w="40"/>
+              <w:left w:type="dxa" w:w="80"/>
+              <w:bottom w:type="dxa" w:w="40"/>
+              <w:right w:type="dxa" w:w="80"/>
+            </w:tcMar>
+          </w:tcPr>
+          <w:p>
+            <w:pPr>
+              <w:spacing w:after="0" w:before="0" w:line="240"/>
+              <w:jc w:val="center"/>
+            </w:pPr>
+            <w:r>
+              <w:rPr>
+                <w:rFonts w:ascii="Times New Roman" w:cs="Times New Roman" w:eastAsia="Times New Roman" w:hAnsi="Times New Roman"/>
+                <w:sz w:val="20"/>
+                <w:szCs w:val="20"/>
+              </w:rPr>
+              <w:t xml:space="preserve">+9.2 [-4.2, +21.9]</w:t>
+            </w:r>
+          </w:p>
+        </w:tc>
+        <w:tc>
+          <w:tcPr>
+            <w:tcW w:type="dxa" w:w="2530"/>
+            <w:tcBorders>
+              <w:top w:val="none" w:color="FFFFFF" w:sz="0"/>
+              <w:left w:val="none" w:color="FFFFFF" w:sz="0"/>
+              <w:bottom w:val="none" w:color="FFFFFF" w:sz="0"/>
+              <w:right w:val="none" w:color="FFFFFF" w:sz="0"/>
+            </w:tcBorders>
+            <w:shd w:fill="FFFFFF" w:color="auto" w:val="clear"/>
+            <w:tcMar>
+              <w:top w:type="dxa" w:w="40"/>
+              <w:left w:type="dxa" w:w="80"/>
+              <w:bottom w:type="dxa" w:w="40"/>
+              <w:right w:type="dxa" w:w="80"/>
+            </w:tcMar>
+          </w:tcPr>
+          <w:p>
+            <w:pPr>
+              <w:spacing w:after="0" w:before="0" w:line="240"/>
+              <w:jc w:val="center"/>
+            </w:pPr>
+            <w:r>
+              <w:rPr>
+                <w:rFonts w:ascii="Times New Roman" w:cs="Times New Roman" w:eastAsia="Times New Roman" w:hAnsi="Times New Roman"/>
+                <w:sz w:val="20"/>
+                <w:szCs w:val="20"/>
+              </w:rPr>
+              <w:t xml:space="preserve">-0.8 [-14.2, +9.4]</w:t>
+            </w:r>
+          </w:p>
+        </w:tc>
+      </w:tr>
+      <w:tr>
+        <w:trPr>
+          <w:cantSplit/>
+          <w:tblHeader w:val="off"/>
+        </w:trPr>
+        <w:tc>
+          <w:tcPr>
+            <w:tcW w:type="dxa" w:w="4300"/>
+            <w:tcBorders>
+              <w:top w:val="none" w:color="FFFFFF" w:sz="0"/>
+              <w:left w:val="none" w:color="FFFFFF" w:sz="0"/>
+              <w:bottom w:val="none" w:color="FFFFFF" w:sz="0"/>
+              <w:right w:val="none" w:color="FFFFFF" w:sz="0"/>
+            </w:tcBorders>
+            <w:shd w:fill="FFFFFF" w:color="auto" w:val="clear"/>
+            <w:tcMar>
+              <w:top w:type="dxa" w:w="40"/>
+              <w:left w:type="dxa" w:w="80"/>
+              <w:bottom w:type="dxa" w:w="40"/>
+              <w:right w:type="dxa" w:w="80"/>
+            </w:tcMar>
+          </w:tcPr>
+          <w:p>
+            <w:pPr>
+              <w:spacing w:after="0" w:before="0" w:line="240"/>
+              <w:jc w:val="left"/>
+            </w:pPr>
+            <w:r>
+              <w:rPr>
+                <w:rFonts w:ascii="Times New Roman" w:cs="Times New Roman" w:eastAsia="Times New Roman" w:hAnsi="Times New Roman"/>
+                <w:sz w:val="20"/>
+                <w:szCs w:val="20"/>
+              </w:rPr>
+              <w:t xml:space="preserve">Registered contrast (loss minus gain)</w:t>
+            </w:r>
+          </w:p>
+        </w:tc>
+        <w:tc>
+          <w:tcPr>
+            <w:tcW w:type="dxa" w:w="2530"/>
+            <w:tcBorders>
+              <w:top w:val="none" w:color="FFFFFF" w:sz="0"/>
+              <w:left w:val="none" w:color="FFFFFF" w:sz="0"/>
+              <w:bottom w:val="none" w:color="FFFFFF" w:sz="0"/>
+              <w:right w:val="none" w:color="FFFFFF" w:sz="0"/>
+            </w:tcBorders>
+            <w:shd w:fill="FFFFFF" w:color="auto" w:val="clear"/>
+            <w:tcMar>
+              <w:top w:type="dxa" w:w="40"/>
+              <w:left w:type="dxa" w:w="80"/>
+              <w:bottom w:type="dxa" w:w="40"/>
+              <w:right w:type="dxa" w:w="80"/>
+            </w:tcMar>
+          </w:tcPr>
+          <w:p>
+            <w:pPr>
+              <w:spacing w:after="0" w:before="0" w:line="240"/>
+              <w:jc w:val="center"/>
+            </w:pPr>
+            <w:r>
+              <w:rPr>
+                <w:rFonts w:ascii="Times New Roman" w:cs="Times New Roman" w:eastAsia="Times New Roman" w:hAnsi="Times New Roman"/>
+                <w:sz w:val="20"/>
+                <w:szCs w:val="20"/>
+              </w:rPr>
+              <w:t xml:space="preserve">-29.2 [-44.2, -14.6]</w:t>
+            </w:r>
+          </w:p>
+        </w:tc>
+        <w:tc>
+          <w:tcPr>
+            <w:tcW w:type="dxa" w:w="2530"/>
+            <w:tcBorders>
+              <w:top w:val="none" w:color="FFFFFF" w:sz="0"/>
+              <w:left w:val="none" w:color="FFFFFF" w:sz="0"/>
+              <w:bottom w:val="none" w:color="FFFFFF" w:sz="0"/>
+              <w:right w:val="none" w:color="FFFFFF" w:sz="0"/>
+            </w:tcBorders>
+            <w:shd w:fill="FFFFFF" w:color="auto" w:val="clear"/>
+            <w:tcMar>
+              <w:top w:type="dxa" w:w="40"/>
+              <w:left w:type="dxa" w:w="80"/>
+              <w:bottom w:type="dxa" w:w="40"/>
+              <w:right w:type="dxa" w:w="80"/>
+            </w:tcMar>
+          </w:tcPr>
+          <w:p>
+            <w:pPr>
+              <w:spacing w:after="0" w:before="0" w:line="240"/>
+              <w:jc w:val="center"/>
+            </w:pPr>
+            <w:r>
+              <w:rPr>
+                <w:rFonts w:ascii="Times New Roman" w:cs="Times New Roman" w:eastAsia="Times New Roman" w:hAnsi="Times New Roman"/>
+                <w:sz w:val="20"/>
+                <w:szCs w:val="20"/>
+              </w:rPr>
+              <w:t xml:space="preserve">-20.8 [-35.4, -8.3]</w:t>
+            </w:r>
+          </w:p>
+        </w:tc>
+      </w:tr>
+      <w:tr>
+        <w:trPr>
+          <w:cantSplit/>
+          <w:tblHeader w:val="off"/>
+        </w:trPr>
+        <w:tc>
+          <w:tcPr>
+            <w:tcW w:type="dxa" w:w="4300"/>
+            <w:tcBorders>
+              <w:top w:val="none" w:color="FFFFFF" w:sz="0"/>
+              <w:left w:val="none" w:color="FFFFFF" w:sz="0"/>
+              <w:bottom w:val="none" w:color="FFFFFF" w:sz="0"/>
+              <w:right w:val="none" w:color="FFFFFF" w:sz="0"/>
+            </w:tcBorders>
+            <w:shd w:fill="FFFFFF" w:color="auto" w:val="clear"/>
+            <w:tcMar>
+              <w:top w:type="dxa" w:w="40"/>
+              <w:left w:type="dxa" w:w="80"/>
+              <w:bottom w:type="dxa" w:w="40"/>
+              <w:right w:type="dxa" w:w="80"/>
+            </w:tcMar>
+          </w:tcPr>
+          <w:p>
+            <w:pPr>
+              <w:spacing w:after="0" w:before="0" w:line="240"/>
+              <w:jc w:val="left"/>
+            </w:pPr>
+            <w:r>
+              <w:rPr>
+                <w:rFonts w:ascii="Times New Roman" w:cs="Times New Roman" w:eastAsia="Times New Roman" w:hAnsi="Times New Roman"/>
+                <w:sz w:val="20"/>
+                <w:szCs w:val="20"/>
+              </w:rPr>
+              <w:t xml:space="preserve">Check: gain minus neutral + target</w:t>
+            </w:r>
+          </w:p>
+        </w:tc>
+        <w:tc>
+          <w:tcPr>
+            <w:tcW w:type="dxa" w:w="2530"/>
+            <w:tcBorders>
+              <w:top w:val="none" w:color="FFFFFF" w:sz="0"/>
+              <w:left w:val="none" w:color="FFFFFF" w:sz="0"/>
+              <w:bottom w:val="none" w:color="FFFFFF" w:sz="0"/>
+              <w:right w:val="none" w:color="FFFFFF" w:sz="0"/>
+            </w:tcBorders>
+            <w:shd w:fill="FFFFFF" w:color="auto" w:val="clear"/>
+            <w:tcMar>
+              <w:top w:type="dxa" w:w="40"/>
+              <w:left w:type="dxa" w:w="80"/>
+              <w:bottom w:type="dxa" w:w="40"/>
+              <w:right w:type="dxa" w:w="80"/>
+            </w:tcMar>
+          </w:tcPr>
+          <w:p>
+            <w:pPr>
+              <w:spacing w:after="0" w:before="0" w:line="240"/>
+              <w:jc w:val="center"/>
+            </w:pPr>
+            <w:r>
+              <w:rPr>
+                <w:rFonts w:ascii="Times New Roman" w:cs="Times New Roman" w:eastAsia="Times New Roman" w:hAnsi="Times New Roman"/>
+                <w:sz w:val="20"/>
+                <w:szCs w:val="20"/>
+              </w:rPr>
+              <w:t xml:space="preserve">+13.3 [-2.1, +27.5]</w:t>
+            </w:r>
+          </w:p>
+        </w:tc>
+        <w:tc>
+          <w:tcPr>
+            <w:tcW w:type="dxa" w:w="2530"/>
+            <w:tcBorders>
+              <w:top w:val="none" w:color="FFFFFF" w:sz="0"/>
+              <w:left w:val="none" w:color="FFFFFF" w:sz="0"/>
+              <w:bottom w:val="none" w:color="FFFFFF" w:sz="0"/>
+              <w:right w:val="none" w:color="FFFFFF" w:sz="0"/>
+            </w:tcBorders>
+            <w:shd w:fill="FFFFFF" w:color="auto" w:val="clear"/>
+            <w:tcMar>
+              <w:top w:type="dxa" w:w="40"/>
+              <w:left w:type="dxa" w:w="80"/>
+              <w:bottom w:type="dxa" w:w="40"/>
+              <w:right w:type="dxa" w:w="80"/>
+            </w:tcMar>
+          </w:tcPr>
+          <w:p>
+            <w:pPr>
+              <w:spacing w:after="0" w:before="0" w:line="240"/>
+              <w:jc w:val="center"/>
+            </w:pPr>
+            <w:r>
+              <w:rPr>
+                <w:rFonts w:ascii="Times New Roman" w:cs="Times New Roman" w:eastAsia="Times New Roman" w:hAnsi="Times New Roman"/>
+                <w:sz w:val="20"/>
+                <w:szCs w:val="20"/>
+              </w:rPr>
+              <w:t xml:space="preserve">+14.0 [+1.9, +28.3]</w:t>
+            </w:r>
+          </w:p>
+        </w:tc>
+      </w:tr>
+    </w:tbl>
+    <w:p>
+      <w:pPr>
+        <w:spacing w:after="240" w:before="60" w:line="240"/>
+      </w:pPr>
+      <w:r>
+        <w:rPr>
+          <w:rFonts w:ascii="Times New Roman" w:cs="Times New Roman" w:eastAsia="Times New Roman" w:hAnsi="Times New Roman"/>
+          <w:i/>
+          <w:iCs/>
+          <w:sz w:val="20"/>
+          <w:szCs w:val="20"/>
+        </w:rPr>
+        <w:t xml:space="preserve">Note.</w:t>
+      </w:r>
+      <w:r>
+        <w:rPr>
+          <w:rFonts w:ascii="Times New Roman" w:cs="Times New Roman" w:eastAsia="Times New Roman" w:hAnsi="Times New Roman"/>
+          <w:sz w:val="20"/>
+          <w:szCs w:val="20"/>
+        </w:rPr>
+        <w:t xml:space="preserve"> Intervals resample wordings and are not adjusted for multiplicity.</w:t>
+      </w:r>
+    </w:p>
     <w:sectPr>
       <w:footerReference w:type="default" r:id="rId6"/>
       <w:pgSz w:w="12240" w:h="15840" w:orient="portrait"/>
